--- a/Kursivoy_Konkin/Kursivoy_Konkin/docPrint/contract.docx
+++ b/Kursivoy_Konkin/Kursivoy_Konkin/docPrint/contract.docx
@@ -4,381 +4,316 @@
   <w:body>
     <w:p>
       <w:pPr>
+        <w:spacing w:before="80" w:after="20"/>
         <w:jc w:val="center"/>
-        <w:rPr>
-          <w:rFonts w:ascii="Times New Roman" w:hAnsi="Times New Roman" w:cs="Times New Roman"/>
-          <w:b/>
-          <w:sz w:val="50"/>
-          <w:szCs w:val="50"/>
-        </w:rPr>
       </w:pPr>
       <w:r>
         <w:rPr>
-          <w:rFonts w:ascii="Times New Roman" w:hAnsi="Times New Roman" w:cs="Times New Roman"/>
           <w:b/>
-          <w:sz w:val="50"/>
-          <w:szCs w:val="50"/>
+          <w:bCs/>
+          <w:color w:val="1A3A6B"/>
+          <w:sz w:val="44"/>
+          <w:szCs w:val="44"/>
         </w:rPr>
-        <w:t>Контракт</w:t>
+        <w:t>КОНТРАКТ</w:t>
       </w:r>
     </w:p>
     <w:p>
       <w:pPr>
+        <w:spacing w:after="80"/>
         <w:jc w:val="center"/>
-        <w:rPr>
-          <w:rFonts w:ascii="Times New Roman" w:hAnsi="Times New Roman" w:cs="Times New Roman"/>
-          <w:sz w:val="50"/>
-          <w:szCs w:val="50"/>
-        </w:rPr>
       </w:pPr>
       <w:r>
         <w:rPr>
-          <w:rFonts w:ascii="Times New Roman" w:hAnsi="Times New Roman" w:cs="Times New Roman"/>
-          <w:sz w:val="50"/>
-          <w:szCs w:val="50"/>
+          <w:i/>
+          <w:iCs/>
+          <w:color w:val="888888"/>
+          <w:sz w:val="22"/>
+          <w:szCs w:val="22"/>
         </w:rPr>
-        <w:t>Строительная компания «</w:t>
+        <w:t>Договор строительного подряда</w:t>
       </w:r>
+    </w:p>
+    <w:tbl>
+      <w:tblPr>
+        <w:tblW w:w="10466" w:type="dxa"/>
+        <w:tblBorders>
+          <w:top w:val="single" w:sz="4" w:space="0" w:color="auto"/>
+          <w:left w:val="single" w:sz="4" w:space="0" w:color="auto"/>
+          <w:bottom w:val="single" w:sz="4" w:space="0" w:color="auto"/>
+          <w:right w:val="single" w:sz="4" w:space="0" w:color="auto"/>
+          <w:insideH w:val="single" w:sz="4" w:space="0" w:color="auto"/>
+          <w:insideV w:val="single" w:sz="4" w:space="0" w:color="auto"/>
+        </w:tblBorders>
+        <w:tblCellMar>
+          <w:left w:w="10" w:type="dxa"/>
+          <w:right w:w="10" w:type="dxa"/>
+        </w:tblCellMar>
+        <w:tblLook w:val="0000" w:firstRow="0" w:lastRow="0" w:firstColumn="0" w:lastColumn="0" w:noHBand="0" w:noVBand="0"/>
+      </w:tblPr>
+      <w:tblGrid>
+        <w:gridCol w:w="5233"/>
+        <w:gridCol w:w="5233"/>
+      </w:tblGrid>
+      <w:tr>
+        <w:tblPrEx>
+          <w:tblCellMar>
+            <w:top w:w="0" w:type="dxa"/>
+            <w:bottom w:w="0" w:type="dxa"/>
+          </w:tblCellMar>
+        </w:tblPrEx>
+        <w:tc>
+          <w:tcPr>
+            <w:tcW w:w="5233" w:type="dxa"/>
+            <w:tcBorders>
+              <w:top w:val="none" w:sz="0" w:space="0" w:color="FFFFFF"/>
+              <w:left w:val="none" w:sz="0" w:space="0" w:color="FFFFFF"/>
+              <w:bottom w:val="none" w:sz="0" w:space="0" w:color="FFFFFF"/>
+              <w:right w:val="none" w:sz="0" w:space="0" w:color="FFFFFF"/>
+            </w:tcBorders>
+            <w:tcMar>
+              <w:top w:w="80" w:type="dxa"/>
+              <w:left w:w="0" w:type="dxa"/>
+              <w:bottom w:w="80" w:type="dxa"/>
+              <w:right w:w="80" w:type="dxa"/>
+            </w:tcMar>
+          </w:tcPr>
+          <w:p>
+            <w:r>
+              <w:rPr>
+                <w:color w:val="888888"/>
+                <w:sz w:val="19"/>
+                <w:szCs w:val="19"/>
+              </w:rPr>
+              <w:t>Дата подписания:</w:t>
+            </w:r>
+          </w:p>
+          <w:p>
+            <w:r>
+              <w:rPr>
+                <w:b/>
+                <w:bCs/>
+                <w:color w:val="1A3A6B"/>
+              </w:rPr>
+              <w:t>{date_signing}</w:t>
+            </w:r>
+          </w:p>
+        </w:tc>
+        <w:tc>
+          <w:tcPr>
+            <w:tcW w:w="5233" w:type="dxa"/>
+            <w:tcBorders>
+              <w:top w:val="none" w:sz="0" w:space="0" w:color="FFFFFF"/>
+              <w:left w:val="none" w:sz="0" w:space="0" w:color="FFFFFF"/>
+              <w:bottom w:val="none" w:sz="0" w:space="0" w:color="FFFFFF"/>
+              <w:right w:val="none" w:sz="0" w:space="0" w:color="FFFFFF"/>
+            </w:tcBorders>
+            <w:tcMar>
+              <w:top w:w="80" w:type="dxa"/>
+              <w:left w:w="80" w:type="dxa"/>
+              <w:bottom w:w="80" w:type="dxa"/>
+              <w:right w:w="0" w:type="dxa"/>
+            </w:tcMar>
+          </w:tcPr>
+          <w:p>
+            <w:r>
+              <w:rPr>
+                <w:color w:val="888888"/>
+                <w:sz w:val="19"/>
+                <w:szCs w:val="19"/>
+              </w:rPr>
+              <w:t>Дата окончания:</w:t>
+            </w:r>
+          </w:p>
+          <w:p>
+            <w:r>
+              <w:rPr>
+                <w:b/>
+                <w:bCs/>
+                <w:color w:val="1A3A6B"/>
+              </w:rPr>
+              <w:t>{END_DATE}</w:t>
+            </w:r>
+          </w:p>
+        </w:tc>
+      </w:tr>
+    </w:tbl>
+    <w:p>
+      <w:pPr>
+        <w:spacing w:before="100" w:after="40"/>
+      </w:pPr>
       <w:r>
         <w:rPr>
-          <w:rFonts w:ascii="Times New Roman" w:hAnsi="Times New Roman" w:cs="Times New Roman"/>
-          <w:sz w:val="50"/>
-          <w:szCs w:val="50"/>
-          <w:lang w:val="en-US"/>
-        </w:rPr>
-        <w:t>JaguarBuild</w:t>
-      </w:r>
-      <w:r>
-        <w:rPr>
-          <w:rFonts w:ascii="Times New Roman" w:hAnsi="Times New Roman" w:cs="Times New Roman"/>
-          <w:sz w:val="50"/>
-          <w:szCs w:val="50"/>
-        </w:rPr>
-        <w:t>»</w:t>
-      </w:r>
-    </w:p>
-    <w:p>
-      <w:pPr>
-        <w:rPr>
-          <w:rFonts w:ascii="Times New Roman" w:hAnsi="Times New Roman" w:cs="Times New Roman"/>
-          <w:sz w:val="40"/>
-          <w:szCs w:val="40"/>
-        </w:rPr>
-      </w:pPr>
-      <w:r>
-        <w:rPr>
-          <w:rFonts w:ascii="Times New Roman" w:hAnsi="Times New Roman" w:cs="Times New Roman"/>
-          <w:sz w:val="40"/>
-          <w:szCs w:val="40"/>
-        </w:rPr>
-        <w:t>Дата</w:t>
-      </w:r>
-      <w:r>
-        <w:rPr>
-          <w:rFonts w:ascii="Times New Roman" w:hAnsi="Times New Roman" w:cs="Times New Roman"/>
-          <w:sz w:val="40"/>
-          <w:szCs w:val="40"/>
-        </w:rPr>
-        <w:t xml:space="preserve"> </w:t>
-      </w:r>
-      <w:r>
-        <w:rPr>
-          <w:rFonts w:ascii="Times New Roman" w:hAnsi="Times New Roman" w:cs="Times New Roman"/>
-          <w:sz w:val="40"/>
-          <w:szCs w:val="40"/>
-        </w:rPr>
-        <w:t xml:space="preserve">подписания </w:t>
-      </w:r>
-      <w:r>
-        <w:rPr>
-          <w:rFonts w:ascii="Times New Roman" w:hAnsi="Times New Roman" w:cs="Times New Roman"/>
-          <w:sz w:val="40"/>
-          <w:szCs w:val="40"/>
-        </w:rPr>
-        <w:t>договора</w:t>
-      </w:r>
-      <w:r>
-        <w:rPr>
-          <w:rFonts w:ascii="Times New Roman" w:hAnsi="Times New Roman" w:cs="Times New Roman"/>
-          <w:sz w:val="40"/>
-          <w:szCs w:val="40"/>
-        </w:rPr>
-        <w:t xml:space="preserve">: </w:t>
-      </w:r>
-      <w:r>
-        <w:rPr>
-          <w:rFonts w:ascii="Times New Roman" w:hAnsi="Times New Roman" w:cs="Times New Roman"/>
-          <w:sz w:val="40"/>
-          <w:szCs w:val="40"/>
-        </w:rPr>
-        <w:t>{</w:t>
-      </w:r>
-      <w:r>
-        <w:rPr>
-          <w:rFonts w:ascii="Times New Roman" w:hAnsi="Times New Roman" w:cs="Times New Roman"/>
-          <w:sz w:val="40"/>
-          <w:szCs w:val="40"/>
-          <w:lang w:val="en-US"/>
-        </w:rPr>
-        <w:t>date</w:t>
-      </w:r>
-      <w:r>
-        <w:rPr>
-          <w:rFonts w:ascii="Times New Roman" w:hAnsi="Times New Roman" w:cs="Times New Roman"/>
-          <w:sz w:val="40"/>
-          <w:szCs w:val="40"/>
-        </w:rPr>
-        <w:t>_</w:t>
-      </w:r>
-      <w:r>
-        <w:rPr>
-          <w:rFonts w:ascii="Times New Roman" w:hAnsi="Times New Roman" w:cs="Times New Roman"/>
-          <w:sz w:val="40"/>
-          <w:szCs w:val="40"/>
-          <w:lang w:val="en-US"/>
-        </w:rPr>
-        <w:t>signing</w:t>
-      </w:r>
-      <w:r>
-        <w:rPr>
-          <w:rFonts w:ascii="Times New Roman" w:hAnsi="Times New Roman" w:cs="Times New Roman"/>
-          <w:sz w:val="40"/>
-          <w:szCs w:val="40"/>
-        </w:rPr>
-        <w:t>}</w:t>
-      </w:r>
-    </w:p>
-    <w:p>
-      <w:pPr>
-        <w:rPr>
-          <w:rFonts w:ascii="Times New Roman" w:hAnsi="Times New Roman" w:cs="Times New Roman"/>
-          <w:sz w:val="40"/>
-          <w:szCs w:val="40"/>
-        </w:rPr>
-      </w:pPr>
-      <w:r>
-        <w:rPr>
-          <w:rFonts w:ascii="Times New Roman" w:hAnsi="Times New Roman" w:cs="Times New Roman"/>
-          <w:sz w:val="40"/>
-          <w:szCs w:val="40"/>
-        </w:rPr>
-        <w:t>Дата</w:t>
-      </w:r>
-      <w:r>
-        <w:rPr>
-          <w:rFonts w:ascii="Times New Roman" w:hAnsi="Times New Roman" w:cs="Times New Roman"/>
-          <w:sz w:val="40"/>
-          <w:szCs w:val="40"/>
-        </w:rPr>
-        <w:t xml:space="preserve"> </w:t>
-      </w:r>
-      <w:r>
-        <w:rPr>
-          <w:rFonts w:ascii="Times New Roman" w:hAnsi="Times New Roman" w:cs="Times New Roman"/>
-          <w:sz w:val="40"/>
-          <w:szCs w:val="40"/>
-        </w:rPr>
-        <w:t>окончания договора</w:t>
-      </w:r>
-      <w:r>
-        <w:rPr>
-          <w:rFonts w:ascii="Times New Roman" w:hAnsi="Times New Roman" w:cs="Times New Roman"/>
-          <w:sz w:val="40"/>
-          <w:szCs w:val="40"/>
-        </w:rPr>
-        <w:t xml:space="preserve">: </w:t>
-      </w:r>
-      <w:r>
-        <w:rPr>
-          <w:rFonts w:ascii="Times New Roman" w:hAnsi="Times New Roman" w:cs="Times New Roman"/>
-          <w:sz w:val="40"/>
-          <w:szCs w:val="40"/>
-        </w:rPr>
-        <w:t>{</w:t>
-      </w:r>
-      <w:r>
-        <w:rPr>
-          <w:rFonts w:ascii="Times New Roman" w:hAnsi="Times New Roman" w:cs="Times New Roman"/>
-          <w:sz w:val="40"/>
-          <w:szCs w:val="40"/>
-          <w:lang w:val="en-US"/>
-        </w:rPr>
-        <w:t>END</w:t>
-      </w:r>
-      <w:r>
-        <w:rPr>
-          <w:rFonts w:ascii="Times New Roman" w:hAnsi="Times New Roman" w:cs="Times New Roman"/>
-          <w:sz w:val="40"/>
-          <w:szCs w:val="40"/>
-        </w:rPr>
-        <w:t>_</w:t>
-      </w:r>
-      <w:r>
-        <w:rPr>
-          <w:rFonts w:ascii="Times New Roman" w:hAnsi="Times New Roman" w:cs="Times New Roman"/>
-          <w:sz w:val="40"/>
-          <w:szCs w:val="40"/>
-          <w:lang w:val="en-US"/>
-        </w:rPr>
-        <w:t>DATE</w:t>
-      </w:r>
-      <w:r>
-        <w:rPr>
-          <w:rFonts w:ascii="Times New Roman" w:hAnsi="Times New Roman" w:cs="Times New Roman"/>
-          <w:sz w:val="40"/>
-          <w:szCs w:val="40"/>
-        </w:rPr>
-        <w:t>}</w:t>
-      </w:r>
-    </w:p>
-    <w:p>
-      <w:pPr>
-        <w:rPr>
-          <w:rFonts w:ascii="Times New Roman" w:hAnsi="Times New Roman" w:cs="Times New Roman"/>
-          <w:sz w:val="40"/>
-          <w:szCs w:val="40"/>
-        </w:rPr>
-      </w:pPr>
-      <w:r>
-        <w:rPr>
-          <w:rFonts w:ascii="Times New Roman" w:hAnsi="Times New Roman" w:cs="Times New Roman"/>
-          <w:sz w:val="40"/>
-          <w:szCs w:val="40"/>
+          <w:color w:val="888888"/>
         </w:rPr>
         <w:t xml:space="preserve">Клиент: </w:t>
       </w:r>
       <w:r>
         <w:rPr>
-          <w:rFonts w:ascii="Times New Roman" w:hAnsi="Times New Roman" w:cs="Times New Roman"/>
-          <w:sz w:val="40"/>
-          <w:szCs w:val="40"/>
+          <w:b/>
+          <w:bCs/>
+          <w:color w:val="1A3A6B"/>
         </w:rPr>
-        <w:t>{</w:t>
+        <w:t>{Clients_ID_Client}</w:t>
+      </w:r>
+    </w:p>
+    <w:p>
+      <w:pPr>
+        <w:spacing w:after="120"/>
+      </w:pPr>
+      <w:r>
+        <w:rPr>
+          <w:color w:val="888888"/>
+        </w:rPr>
+        <w:t xml:space="preserve">Менеджер: </w:t>
       </w:r>
       <w:r>
         <w:rPr>
-          <w:rFonts w:ascii="Times New Roman" w:hAnsi="Times New Roman" w:cs="Times New Roman"/>
-          <w:sz w:val="40"/>
-          <w:szCs w:val="40"/>
-          <w:lang w:val="en-US"/>
+          <w:b/>
+          <w:bCs/>
+          <w:color w:val="1A3A6B"/>
         </w:rPr>
-        <w:t>Clients_ID_Client</w:t>
-      </w:r>
-      <w:r>
-        <w:rPr>
-          <w:rFonts w:ascii="Times New Roman" w:hAnsi="Times New Roman" w:cs="Times New Roman"/>
-          <w:sz w:val="40"/>
-          <w:szCs w:val="40"/>
-        </w:rPr>
-        <w:t>}</w:t>
+        <w:t>{worker_ID_worker}</w:t>
       </w:r>
     </w:p>
     <w:p>
       <w:pPr>
-        <w:rPr>
-          <w:rFonts w:ascii="Times New Roman" w:hAnsi="Times New Roman" w:cs="Times New Roman"/>
-          <w:sz w:val="40"/>
-          <w:szCs w:val="40"/>
-        </w:rPr>
+        <w:pBdr>
+          <w:bottom w:val="single" w:sz="4" w:space="2" w:color="1A3A6B"/>
+        </w:pBdr>
+        <w:spacing w:before="200" w:after="80"/>
       </w:pPr>
       <w:r>
         <w:rPr>
-          <w:rFonts w:ascii="Times New Roman" w:hAnsi="Times New Roman" w:cs="Times New Roman"/>
-          <w:sz w:val="40"/>
-          <w:szCs w:val="40"/>
+          <w:b/>
+          <w:bCs/>
+          <w:color w:val="1A3A6B"/>
+          <w:sz w:val="22"/>
+          <w:szCs w:val="22"/>
         </w:rPr>
-        <w:t>Менеджер</w:t>
+        <w:t>1. ПРЕДМЕТ ДОГОВОРА</w:t>
       </w:r>
+    </w:p>
+    <w:p>
+      <w:pPr>
+        <w:spacing w:before="40" w:after="40"/>
+        <w:jc w:val="both"/>
+      </w:pPr>
+      <w:r>
+        <w:t>Строительная компания «JaguarBuild» (далее — Подрядчик) обязуется по заданию Заказчика выполнить строительные работы в соответствии с условиями настоящего договора, а Заказчик обязуется принять результат работ и оплатить его в установленном порядке.</w:t>
+      </w:r>
+    </w:p>
+    <w:p>
+      <w:pPr>
+        <w:spacing w:before="160" w:after="80"/>
+      </w:pPr>
       <w:r>
         <w:rPr>
-          <w:rFonts w:ascii="Times New Roman" w:hAnsi="Times New Roman" w:cs="Times New Roman"/>
-          <w:sz w:val="40"/>
-          <w:szCs w:val="40"/>
+          <w:b/>
+          <w:bCs/>
+          <w:color w:val="1A3A6B"/>
+          <w:sz w:val="22"/>
+          <w:szCs w:val="22"/>
         </w:rPr>
-        <w:t xml:space="preserve">: </w:t>
-      </w:r>
-      <w:r>
-        <w:rPr>
-          <w:rFonts w:ascii="Times New Roman" w:hAnsi="Times New Roman" w:cs="Times New Roman"/>
-          <w:sz w:val="40"/>
-          <w:szCs w:val="40"/>
-        </w:rPr>
-        <w:t>{</w:t>
-      </w:r>
-      <w:r>
-        <w:rPr>
-          <w:rFonts w:ascii="Times New Roman" w:hAnsi="Times New Roman" w:cs="Times New Roman"/>
-          <w:sz w:val="40"/>
-          <w:szCs w:val="40"/>
-          <w:lang w:val="en-US"/>
-        </w:rPr>
-        <w:t>worker_ID_worker</w:t>
-      </w:r>
-      <w:r>
-        <w:rPr>
-          <w:rFonts w:ascii="Times New Roman" w:hAnsi="Times New Roman" w:cs="Times New Roman"/>
-          <w:sz w:val="40"/>
-          <w:szCs w:val="40"/>
-        </w:rPr>
-        <w:t>}</w:t>
+        <w:t>2. СПЕЦИФИКАЦИЯ РАБОТ И СТОИМОСТЬ</w:t>
       </w:r>
     </w:p>
     <w:tbl>
       <w:tblPr>
-        <w:tblStyle w:val="a3"/>
-        <w:tblW w:w="9774" w:type="dxa"/>
-        <w:tblLook w:val="04A0" w:firstRow="1" w:lastRow="0" w:firstColumn="1" w:lastColumn="0" w:noHBand="0" w:noVBand="1"/>
+        <w:tblW w:w="10466" w:type="dxa"/>
+        <w:tblBorders>
+          <w:top w:val="single" w:sz="4" w:space="0" w:color="auto"/>
+          <w:left w:val="single" w:sz="4" w:space="0" w:color="auto"/>
+          <w:bottom w:val="single" w:sz="4" w:space="0" w:color="auto"/>
+          <w:right w:val="single" w:sz="4" w:space="0" w:color="auto"/>
+          <w:insideH w:val="single" w:sz="4" w:space="0" w:color="auto"/>
+          <w:insideV w:val="single" w:sz="4" w:space="0" w:color="auto"/>
+        </w:tblBorders>
+        <w:tblCellMar>
+          <w:left w:w="10" w:type="dxa"/>
+          <w:right w:w="10" w:type="dxa"/>
+        </w:tblCellMar>
+        <w:tblLook w:val="0000" w:firstRow="0" w:lastRow="0" w:firstColumn="0" w:lastColumn="0" w:noHBand="0" w:noVBand="0"/>
       </w:tblPr>
       <w:tblGrid>
-        <w:gridCol w:w="3731"/>
-        <w:gridCol w:w="1419"/>
-        <w:gridCol w:w="4624"/>
+        <w:gridCol w:w="3600"/>
+        <w:gridCol w:w="2100"/>
+        <w:gridCol w:w="2100"/>
+        <w:gridCol w:w="2666"/>
       </w:tblGrid>
       <w:tr>
+        <w:tblPrEx>
+          <w:tblCellMar>
+            <w:top w:w="0" w:type="dxa"/>
+            <w:bottom w:w="0" w:type="dxa"/>
+          </w:tblCellMar>
+        </w:tblPrEx>
         <w:trPr>
-          <w:trHeight w:val="905"/>
+          <w:tblHeader/>
         </w:trPr>
         <w:tc>
           <w:tcPr>
-            <w:tcW w:w="3731" w:type="dxa"/>
+            <w:tcW w:w="3600" w:type="dxa"/>
+            <w:tcBorders>
+              <w:top w:val="single" w:sz="4" w:space="0" w:color="C0C8D8"/>
+              <w:left w:val="single" w:sz="4" w:space="0" w:color="C0C8D8"/>
+              <w:bottom w:val="single" w:sz="4" w:space="0" w:color="C0C8D8"/>
+              <w:right w:val="single" w:sz="4" w:space="0" w:color="C0C8D8"/>
+            </w:tcBorders>
+            <w:shd w:val="clear" w:color="auto" w:fill="1A3A6B"/>
+            <w:tcMar>
+              <w:top w:w="100" w:type="dxa"/>
+              <w:left w:w="120" w:type="dxa"/>
+              <w:bottom w:w="100" w:type="dxa"/>
+              <w:right w:w="120" w:type="dxa"/>
+            </w:tcMar>
+            <w:vAlign w:val="center"/>
           </w:tcPr>
           <w:p>
             <w:pPr>
               <w:jc w:val="center"/>
-              <w:rPr>
-                <w:rFonts w:ascii="Times New Roman" w:hAnsi="Times New Roman" w:cs="Times New Roman"/>
-                <w:sz w:val="36"/>
-                <w:szCs w:val="36"/>
-              </w:rPr>
             </w:pPr>
             <w:r>
               <w:rPr>
-                <w:rFonts w:ascii="Times New Roman" w:hAnsi="Times New Roman" w:cs="Times New Roman"/>
-                <w:sz w:val="36"/>
-                <w:szCs w:val="36"/>
+                <w:b/>
+                <w:bCs/>
+                <w:color w:val="FFFFFF"/>
+                <w:sz w:val="18"/>
+                <w:szCs w:val="18"/>
               </w:rPr>
-              <w:t>Наименование товара</w:t>
+              <w:t>Наименование контракта</w:t>
             </w:r>
           </w:p>
         </w:tc>
         <w:tc>
           <w:tcPr>
-            <w:tcW w:w="1419" w:type="dxa"/>
+            <w:tcW w:w="2100" w:type="dxa"/>
+            <w:tcBorders>
+              <w:top w:val="single" w:sz="4" w:space="0" w:color="C0C8D8"/>
+              <w:left w:val="single" w:sz="4" w:space="0" w:color="C0C8D8"/>
+              <w:bottom w:val="single" w:sz="4" w:space="0" w:color="C0C8D8"/>
+              <w:right w:val="single" w:sz="4" w:space="0" w:color="C0C8D8"/>
+            </w:tcBorders>
+            <w:shd w:val="clear" w:color="auto" w:fill="1A3A6B"/>
+            <w:tcMar>
+              <w:top w:w="100" w:type="dxa"/>
+              <w:left w:w="120" w:type="dxa"/>
+              <w:bottom w:w="100" w:type="dxa"/>
+              <w:right w:w="120" w:type="dxa"/>
+            </w:tcMar>
+            <w:vAlign w:val="center"/>
           </w:tcPr>
           <w:p>
             <w:pPr>
               <w:jc w:val="center"/>
-              <w:rPr>
-                <w:rFonts w:ascii="Times New Roman" w:hAnsi="Times New Roman" w:cs="Times New Roman"/>
-                <w:sz w:val="36"/>
-                <w:szCs w:val="36"/>
-              </w:rPr>
             </w:pPr>
             <w:r>
               <w:rPr>
-                <w:rFonts w:ascii="Times New Roman" w:hAnsi="Times New Roman" w:cs="Times New Roman"/>
-                <w:sz w:val="36"/>
-                <w:szCs w:val="36"/>
+                <w:b/>
+                <w:bCs/>
+                <w:color w:val="FFFFFF"/>
+                <w:sz w:val="18"/>
+                <w:szCs w:val="18"/>
               </w:rPr>
               <w:t>Цена</w:t>
             </w:r>
@@ -386,22 +321,67 @@
         </w:tc>
         <w:tc>
           <w:tcPr>
-            <w:tcW w:w="4624" w:type="dxa"/>
+            <w:tcW w:w="2100" w:type="dxa"/>
+            <w:tcBorders>
+              <w:top w:val="single" w:sz="4" w:space="0" w:color="C0C8D8"/>
+              <w:left w:val="single" w:sz="4" w:space="0" w:color="C0C8D8"/>
+              <w:bottom w:val="single" w:sz="4" w:space="0" w:color="C0C8D8"/>
+              <w:right w:val="single" w:sz="4" w:space="0" w:color="C0C8D8"/>
+            </w:tcBorders>
+            <w:shd w:val="clear" w:color="auto" w:fill="1A3A6B"/>
+            <w:tcMar>
+              <w:top w:w="100" w:type="dxa"/>
+              <w:left w:w="120" w:type="dxa"/>
+              <w:bottom w:w="100" w:type="dxa"/>
+              <w:right w:w="120" w:type="dxa"/>
+            </w:tcMar>
+            <w:vAlign w:val="center"/>
           </w:tcPr>
           <w:p>
             <w:pPr>
               <w:jc w:val="center"/>
-              <w:rPr>
-                <w:rFonts w:ascii="Times New Roman" w:hAnsi="Times New Roman" w:cs="Times New Roman"/>
-                <w:sz w:val="36"/>
-                <w:szCs w:val="36"/>
-              </w:rPr>
             </w:pPr>
             <w:r>
               <w:rPr>
-                <w:rFonts w:ascii="Times New Roman" w:hAnsi="Times New Roman" w:cs="Times New Roman"/>
-                <w:sz w:val="36"/>
-                <w:szCs w:val="36"/>
+                <w:b/>
+                <w:bCs/>
+                <w:color w:val="FFFFFF"/>
+                <w:sz w:val="18"/>
+                <w:szCs w:val="18"/>
+              </w:rPr>
+              <w:t>Предоплата</w:t>
+            </w:r>
+          </w:p>
+        </w:tc>
+        <w:tc>
+          <w:tcPr>
+            <w:tcW w:w="2666" w:type="dxa"/>
+            <w:tcBorders>
+              <w:top w:val="single" w:sz="4" w:space="0" w:color="C0C8D8"/>
+              <w:left w:val="single" w:sz="4" w:space="0" w:color="C0C8D8"/>
+              <w:bottom w:val="single" w:sz="4" w:space="0" w:color="C0C8D8"/>
+              <w:right w:val="single" w:sz="4" w:space="0" w:color="C0C8D8"/>
+            </w:tcBorders>
+            <w:shd w:val="clear" w:color="auto" w:fill="1A3A6B"/>
+            <w:tcMar>
+              <w:top w:w="100" w:type="dxa"/>
+              <w:left w:w="120" w:type="dxa"/>
+              <w:bottom w:w="100" w:type="dxa"/>
+              <w:right w:w="120" w:type="dxa"/>
+            </w:tcMar>
+            <w:vAlign w:val="center"/>
+          </w:tcPr>
+          <w:p>
+            <w:pPr>
+              <w:jc w:val="center"/>
+            </w:pPr>
+            <w:r>
+              <w:rPr>
+                <w:b/>
+                <w:bCs/>
+                <w:color w:val="FFFFFF"/>
+                <w:sz w:val="18"/>
+                <w:szCs w:val="18"/>
               </w:rPr>
               <w:t>Сроки строительства</w:t>
             </w:r>
@@ -409,135 +389,134 @@
         </w:tc>
       </w:tr>
       <w:tr>
-        <w:trPr>
-          <w:trHeight w:val="892"/>
-        </w:trPr>
+        <w:tblPrEx>
+          <w:tblCellMar>
+            <w:top w:w="0" w:type="dxa"/>
+            <w:bottom w:w="0" w:type="dxa"/>
+          </w:tblCellMar>
+        </w:tblPrEx>
         <w:tc>
           <w:tcPr>
-            <w:tcW w:w="3731" w:type="dxa"/>
+            <w:tcW w:w="3600" w:type="dxa"/>
+            <w:tcBorders>
+              <w:top w:val="single" w:sz="4" w:space="0" w:color="C0C8D8"/>
+              <w:left w:val="single" w:sz="4" w:space="0" w:color="C0C8D8"/>
+              <w:bottom w:val="single" w:sz="4" w:space="0" w:color="C0C8D8"/>
+              <w:right w:val="single" w:sz="4" w:space="0" w:color="C0C8D8"/>
+            </w:tcBorders>
+            <w:shd w:val="clear" w:color="auto" w:fill="F2F2F2"/>
+            <w:tcMar>
+              <w:top w:w="90" w:type="dxa"/>
+              <w:left w:w="120" w:type="dxa"/>
+              <w:bottom w:w="90" w:type="dxa"/>
+              <w:right w:w="120" w:type="dxa"/>
+            </w:tcMar>
+            <w:vAlign w:val="center"/>
           </w:tcPr>
           <w:p>
-            <w:pPr>
-              <w:jc w:val="center"/>
-              <w:rPr>
-                <w:rFonts w:ascii="Times New Roman" w:hAnsi="Times New Roman" w:cs="Times New Roman"/>
-                <w:sz w:val="36"/>
-                <w:szCs w:val="36"/>
-                <w:lang w:val="en-US"/>
-              </w:rPr>
-            </w:pPr>
             <w:r>
               <w:rPr>
-                <w:rFonts w:ascii="Times New Roman" w:hAnsi="Times New Roman" w:cs="Times New Roman"/>
-                <w:sz w:val="36"/>
-                <w:szCs w:val="36"/>
-                <w:lang w:val="en-US"/>
+                <w:b/>
+                <w:bCs/>
+                <w:color w:val="1A3A6B"/>
               </w:rPr>
-              <w:t>{</w:t>
-            </w:r>
-            <w:r>
-              <w:rPr>
-                <w:rFonts w:ascii="Times New Roman" w:hAnsi="Times New Roman" w:cs="Times New Roman"/>
-                <w:sz w:val="36"/>
-                <w:szCs w:val="36"/>
-                <w:lang w:val="en-US"/>
-              </w:rPr>
-              <w:t>Name_contract</w:t>
-            </w:r>
-            <w:r>
-              <w:rPr>
-                <w:rFonts w:ascii="Times New Roman" w:hAnsi="Times New Roman" w:cs="Times New Roman"/>
-                <w:sz w:val="36"/>
-                <w:szCs w:val="36"/>
-                <w:lang w:val="en-US"/>
-              </w:rPr>
-              <w:t>}</w:t>
+              <w:t>{Name_contract}</w:t>
             </w:r>
           </w:p>
         </w:tc>
         <w:tc>
           <w:tcPr>
-            <w:tcW w:w="1419" w:type="dxa"/>
+            <w:tcW w:w="2100" w:type="dxa"/>
+            <w:tcBorders>
+              <w:top w:val="single" w:sz="4" w:space="0" w:color="C0C8D8"/>
+              <w:left w:val="single" w:sz="4" w:space="0" w:color="C0C8D8"/>
+              <w:bottom w:val="single" w:sz="4" w:space="0" w:color="C0C8D8"/>
+              <w:right w:val="single" w:sz="4" w:space="0" w:color="C0C8D8"/>
+            </w:tcBorders>
+            <w:shd w:val="clear" w:color="auto" w:fill="F2F2F2"/>
+            <w:tcMar>
+              <w:top w:w="90" w:type="dxa"/>
+              <w:left w:w="120" w:type="dxa"/>
+              <w:bottom w:w="90" w:type="dxa"/>
+              <w:right w:w="120" w:type="dxa"/>
+            </w:tcMar>
+            <w:vAlign w:val="center"/>
           </w:tcPr>
           <w:p>
             <w:pPr>
               <w:jc w:val="center"/>
-              <w:rPr>
-                <w:rFonts w:ascii="Times New Roman" w:hAnsi="Times New Roman" w:cs="Times New Roman"/>
-                <w:sz w:val="36"/>
-                <w:szCs w:val="36"/>
-                <w:lang w:val="en-US"/>
-              </w:rPr>
             </w:pPr>
             <w:r>
               <w:rPr>
-                <w:rFonts w:ascii="Times New Roman" w:hAnsi="Times New Roman" w:cs="Times New Roman"/>
-                <w:sz w:val="36"/>
-                <w:szCs w:val="36"/>
-                <w:lang w:val="en-US"/>
+                <w:b/>
+                <w:bCs/>
+                <w:color w:val="1A3A6B"/>
               </w:rPr>
-              <w:t>{</w:t>
-            </w:r>
-            <w:r>
-              <w:rPr>
-                <w:rFonts w:ascii="Times New Roman" w:hAnsi="Times New Roman" w:cs="Times New Roman"/>
-                <w:sz w:val="36"/>
-                <w:szCs w:val="36"/>
-                <w:lang w:val="en-US"/>
-              </w:rPr>
-              <w:t>Cost</w:t>
-            </w:r>
-            <w:r>
-              <w:rPr>
-                <w:rFonts w:ascii="Times New Roman" w:hAnsi="Times New Roman" w:cs="Times New Roman"/>
-                <w:sz w:val="36"/>
-                <w:szCs w:val="36"/>
-                <w:lang w:val="en-US"/>
-              </w:rPr>
-              <w:t>}</w:t>
+              <w:t>{Cost}</w:t>
             </w:r>
           </w:p>
         </w:tc>
         <w:tc>
           <w:tcPr>
-            <w:tcW w:w="4624" w:type="dxa"/>
+            <w:tcW w:w="2100" w:type="dxa"/>
+            <w:tcBorders>
+              <w:top w:val="single" w:sz="4" w:space="0" w:color="C0C8D8"/>
+              <w:left w:val="single" w:sz="4" w:space="0" w:color="C0C8D8"/>
+              <w:bottom w:val="single" w:sz="4" w:space="0" w:color="C0C8D8"/>
+              <w:right w:val="single" w:sz="4" w:space="0" w:color="C0C8D8"/>
+            </w:tcBorders>
+            <w:shd w:val="clear" w:color="auto" w:fill="F2F2F2"/>
+            <w:tcMar>
+              <w:top w:w="90" w:type="dxa"/>
+              <w:left w:w="120" w:type="dxa"/>
+              <w:bottom w:w="90" w:type="dxa"/>
+              <w:right w:w="120" w:type="dxa"/>
+            </w:tcMar>
+            <w:vAlign w:val="center"/>
           </w:tcPr>
           <w:p>
             <w:pPr>
               <w:jc w:val="center"/>
-              <w:rPr>
-                <w:rFonts w:ascii="Times New Roman" w:hAnsi="Times New Roman" w:cs="Times New Roman"/>
-                <w:sz w:val="36"/>
-                <w:szCs w:val="36"/>
-                <w:lang w:val="en-US"/>
-              </w:rPr>
             </w:pPr>
             <w:r>
               <w:rPr>
-                <w:rFonts w:ascii="Times New Roman" w:hAnsi="Times New Roman" w:cs="Times New Roman"/>
-                <w:sz w:val="36"/>
-                <w:szCs w:val="36"/>
-                <w:lang w:val="en-US"/>
+                <w:b/>
+                <w:bCs/>
+                <w:color w:val="1A3A6B"/>
               </w:rPr>
-              <w:t>{</w:t>
+              <w:t>{prepay}</w:t>
             </w:r>
+          </w:p>
+        </w:tc>
+        <w:tc>
+          <w:tcPr>
+            <w:tcW w:w="2666" w:type="dxa"/>
+            <w:tcBorders>
+              <w:top w:val="single" w:sz="4" w:space="0" w:color="C0C8D8"/>
+              <w:left w:val="single" w:sz="4" w:space="0" w:color="C0C8D8"/>
+              <w:bottom w:val="single" w:sz="4" w:space="0" w:color="C0C8D8"/>
+              <w:right w:val="single" w:sz="4" w:space="0" w:color="C0C8D8"/>
+            </w:tcBorders>
+            <w:shd w:val="clear" w:color="auto" w:fill="F2F2F2"/>
+            <w:tcMar>
+              <w:top w:w="90" w:type="dxa"/>
+              <w:left w:w="120" w:type="dxa"/>
+              <w:bottom w:w="90" w:type="dxa"/>
+              <w:right w:w="120" w:type="dxa"/>
+            </w:tcMar>
+            <w:vAlign w:val="center"/>
+          </w:tcPr>
+          <w:p>
+            <w:pPr>
+              <w:jc w:val="center"/>
+            </w:pPr>
             <w:r>
               <w:rPr>
-                <w:rFonts w:ascii="Times New Roman" w:hAnsi="Times New Roman" w:cs="Times New Roman"/>
-                <w:sz w:val="36"/>
-                <w:szCs w:val="36"/>
-                <w:lang w:val="en-US"/>
+                <w:b/>
+                <w:bCs/>
+                <w:color w:val="1A3A6B"/>
               </w:rPr>
-              <w:t>Construction_Dates</w:t>
-            </w:r>
-            <w:r>
-              <w:rPr>
-                <w:rFonts w:ascii="Times New Roman" w:hAnsi="Times New Roman" w:cs="Times New Roman"/>
-                <w:sz w:val="36"/>
-                <w:szCs w:val="36"/>
-                <w:lang w:val="en-US"/>
-              </w:rPr>
-              <w:t>}</w:t>
+              <w:t>{Construction_Dates}</w:t>
             </w:r>
           </w:p>
         </w:tc>
@@ -545,22 +524,559 @@
     </w:tbl>
     <w:p>
       <w:pPr>
+        <w:pBdr>
+          <w:bottom w:val="single" w:sz="4" w:space="2" w:color="1A3A6B"/>
+        </w:pBdr>
+        <w:spacing w:before="200" w:after="80"/>
+      </w:pPr>
+      <w:r>
         <w:rPr>
-          <w:rFonts w:ascii="Times New Roman" w:hAnsi="Times New Roman" w:cs="Times New Roman"/>
-          <w:sz w:val="40"/>
-          <w:szCs w:val="40"/>
-          <w:lang w:val="en-US"/>
+          <w:b/>
+          <w:bCs/>
+          <w:color w:val="1A3A6B"/>
+          <w:sz w:val="22"/>
+          <w:szCs w:val="22"/>
         </w:rPr>
-      </w:pPr>
+        <w:t>3. ОБЯЗАТЕЛЬСТВА СТОРОН</w:t>
+      </w:r>
     </w:p>
+    <w:p>
+      <w:pPr>
+        <w:spacing w:before="40" w:after="40"/>
+        <w:jc w:val="both"/>
+      </w:pPr>
+      <w:r>
+        <w:t>3.1. Подрядчик обязуется: выполнить работы в соответствии с проектной документацией; обеспечить качество материалов; соблюдать установленные сроки; устранять выявленные недостатки в течение гарантийного срока.</w:t>
+      </w:r>
+    </w:p>
+    <w:p>
+      <w:pPr>
+        <w:spacing w:before="40" w:after="40"/>
+        <w:jc w:val="both"/>
+      </w:pPr>
+      <w:r>
+        <w:t>3.2. Заказчик обязуется: обеспечить доступ к объекту; произвести оплату в установленные сроки; принять выполненные работы по акту приёмки.</w:t>
+      </w:r>
+    </w:p>
+    <w:p>
+      <w:pPr>
+        <w:pBdr>
+          <w:bottom w:val="single" w:sz="4" w:space="2" w:color="1A3A6B"/>
+        </w:pBdr>
+        <w:spacing w:before="200" w:after="80"/>
+      </w:pPr>
+      <w:r>
+        <w:rPr>
+          <w:b/>
+          <w:bCs/>
+          <w:color w:val="1A3A6B"/>
+          <w:sz w:val="22"/>
+          <w:szCs w:val="22"/>
+        </w:rPr>
+        <w:t>4. ПОРЯДОК ОПЛАТЫ</w:t>
+      </w:r>
+    </w:p>
+    <w:p>
+      <w:pPr>
+        <w:spacing w:before="40" w:after="40"/>
+        <w:jc w:val="both"/>
+      </w:pPr>
+      <w:r>
+        <w:t>Оплата производится в два этапа: предоплата в размере, указанном в спецификации, — не позднее 3 (трёх) рабочих дней с даты подписания настоящего договора; оставшаяся сумма — после подписания акта приёмки выполненных работ.</w:t>
+      </w:r>
+    </w:p>
+    <w:p>
+      <w:pPr>
+        <w:pBdr>
+          <w:bottom w:val="single" w:sz="4" w:space="2" w:color="1A3A6B"/>
+        </w:pBdr>
+        <w:spacing w:before="200" w:after="80"/>
+      </w:pPr>
+      <w:r>
+        <w:rPr>
+          <w:b/>
+          <w:bCs/>
+          <w:color w:val="1A3A6B"/>
+          <w:sz w:val="22"/>
+          <w:szCs w:val="22"/>
+        </w:rPr>
+        <w:t>5. ОТВЕТСТВЕННОСТЬ И ГАРАНТИИ</w:t>
+      </w:r>
+    </w:p>
+    <w:p>
+      <w:pPr>
+        <w:spacing w:before="40" w:after="40"/>
+        <w:jc w:val="both"/>
+      </w:pPr>
+      <w:r>
+        <w:t>Гарантийный срок на выполненные работы составляет 5 (пять) лет с даты подписания акта приёмки. При нарушении сроков по вине Подрядчика начисляется неустойка в размере 0,1% от стоимости договора за каждый день просрочки.</w:t>
+      </w:r>
+    </w:p>
+    <w:p>
+      <w:pPr>
+        <w:pBdr>
+          <w:bottom w:val="single" w:sz="4" w:space="2" w:color="1A3A6B"/>
+        </w:pBdr>
+        <w:spacing w:before="200" w:after="80"/>
+      </w:pPr>
+      <w:r>
+        <w:rPr>
+          <w:b/>
+          <w:bCs/>
+          <w:color w:val="1A3A6B"/>
+          <w:sz w:val="22"/>
+          <w:szCs w:val="22"/>
+        </w:rPr>
+        <w:t>6. ПОДПИСИ СТОРОН</w:t>
+      </w:r>
+    </w:p>
+    <w:tbl>
+      <w:tblPr>
+        <w:tblW w:w="10466" w:type="dxa"/>
+        <w:tblBorders>
+          <w:top w:val="single" w:sz="4" w:space="0" w:color="auto"/>
+          <w:left w:val="single" w:sz="4" w:space="0" w:color="auto"/>
+          <w:bottom w:val="single" w:sz="4" w:space="0" w:color="auto"/>
+          <w:right w:val="single" w:sz="4" w:space="0" w:color="auto"/>
+          <w:insideH w:val="single" w:sz="4" w:space="0" w:color="auto"/>
+          <w:insideV w:val="single" w:sz="4" w:space="0" w:color="auto"/>
+        </w:tblBorders>
+        <w:tblCellMar>
+          <w:left w:w="10" w:type="dxa"/>
+          <w:right w:w="10" w:type="dxa"/>
+        </w:tblCellMar>
+        <w:tblLook w:val="0000" w:firstRow="0" w:lastRow="0" w:firstColumn="0" w:lastColumn="0" w:noHBand="0" w:noVBand="0"/>
+      </w:tblPr>
+      <w:tblGrid>
+        <w:gridCol w:w="5033"/>
+        <w:gridCol w:w="400"/>
+        <w:gridCol w:w="5033"/>
+      </w:tblGrid>
+      <w:tr>
+        <w:tblPrEx>
+          <w:tblCellMar>
+            <w:top w:w="0" w:type="dxa"/>
+            <w:bottom w:w="0" w:type="dxa"/>
+          </w:tblCellMar>
+        </w:tblPrEx>
+        <w:tc>
+          <w:tcPr>
+            <w:tcW w:w="5033" w:type="dxa"/>
+            <w:tcBorders>
+              <w:top w:val="none" w:sz="0" w:space="0" w:color="FFFFFF"/>
+              <w:left w:val="none" w:sz="0" w:space="0" w:color="FFFFFF"/>
+              <w:bottom w:val="none" w:sz="0" w:space="0" w:color="FFFFFF"/>
+              <w:right w:val="none" w:sz="0" w:space="0" w:color="FFFFFF"/>
+            </w:tcBorders>
+            <w:tcMar>
+              <w:top w:w="60" w:type="dxa"/>
+              <w:left w:w="0" w:type="dxa"/>
+              <w:bottom w:w="40" w:type="dxa"/>
+              <w:right w:w="60" w:type="dxa"/>
+            </w:tcMar>
+          </w:tcPr>
+          <w:p>
+            <w:r>
+              <w:rPr>
+                <w:b/>
+                <w:bCs/>
+                <w:color w:val="1A3A6B"/>
+                <w:sz w:val="18"/>
+                <w:szCs w:val="18"/>
+              </w:rPr>
+              <w:t>ПОДРЯДЧИК</w:t>
+            </w:r>
+          </w:p>
+          <w:p>
+            <w:pPr>
+              <w:spacing w:before="40"/>
+            </w:pPr>
+            <w:r>
+              <w:t>ООО «JaguarBuild»</w:t>
+            </w:r>
+          </w:p>
+          <w:p>
+            <w:r>
+              <w:t>Подпись: _________________________</w:t>
+            </w:r>
+          </w:p>
+          <w:p>
+            <w:pPr>
+              <w:spacing w:before="40"/>
+            </w:pPr>
+            <w:r>
+              <w:t>М.П.</w:t>
+            </w:r>
+          </w:p>
+        </w:tc>
+        <w:tc>
+          <w:tcPr>
+            <w:tcW w:w="400" w:type="dxa"/>
+            <w:tcBorders>
+              <w:top w:val="none" w:sz="0" w:space="0" w:color="FFFFFF"/>
+              <w:left w:val="none" w:sz="0" w:space="0" w:color="FFFFFF"/>
+              <w:bottom w:val="none" w:sz="0" w:space="0" w:color="FFFFFF"/>
+              <w:right w:val="none" w:sz="0" w:space="0" w:color="FFFFFF"/>
+            </w:tcBorders>
+          </w:tcPr>
+          <w:p/>
+        </w:tc>
+        <w:tc>
+          <w:tcPr>
+            <w:tcW w:w="5033" w:type="dxa"/>
+            <w:tcBorders>
+              <w:top w:val="none" w:sz="0" w:space="0" w:color="FFFFFF"/>
+              <w:left w:val="none" w:sz="0" w:space="0" w:color="FFFFFF"/>
+              <w:bottom w:val="none" w:sz="0" w:space="0" w:color="FFFFFF"/>
+              <w:right w:val="none" w:sz="0" w:space="0" w:color="FFFFFF"/>
+            </w:tcBorders>
+            <w:tcMar>
+              <w:top w:w="60" w:type="dxa"/>
+              <w:left w:w="60" w:type="dxa"/>
+              <w:bottom w:w="40" w:type="dxa"/>
+              <w:right w:w="0" w:type="dxa"/>
+            </w:tcMar>
+          </w:tcPr>
+          <w:p>
+            <w:pPr>
+              <w:rPr>
+                <w:lang w:val="en-US"/>
+              </w:rPr>
+            </w:pPr>
+            <w:r>
+              <w:rPr>
+                <w:b/>
+                <w:bCs/>
+                <w:color w:val="1A3A6B"/>
+                <w:sz w:val="18"/>
+                <w:szCs w:val="18"/>
+              </w:rPr>
+              <w:t>ЗАКАЗЧИК</w:t>
+            </w:r>
+          </w:p>
+          <w:p>
+            <w:pPr>
+              <w:spacing w:before="40"/>
+              <w:rPr>
+                <w:lang w:val="en-US"/>
+              </w:rPr>
+            </w:pPr>
+            <w:r>
+              <w:rPr>
+                <w:b/>
+                <w:bCs/>
+                <w:color w:val="1A3A6B"/>
+                <w:lang w:val="en-US"/>
+              </w:rPr>
+              <w:t>{Clients_ID_Client}</w:t>
+            </w:r>
+          </w:p>
+          <w:p>
+            <w:pPr>
+              <w:rPr>
+                <w:lang w:val="en-US"/>
+              </w:rPr>
+            </w:pPr>
+            <w:r>
+              <w:t>Подпись</w:t>
+            </w:r>
+            <w:r>
+              <w:rPr>
+                <w:lang w:val="en-US"/>
+              </w:rPr>
+              <w:t>: _________________________</w:t>
+            </w:r>
+          </w:p>
+          <w:p>
+            <w:pPr>
+              <w:spacing w:before="40"/>
+            </w:pPr>
+            <w:r>
+              <w:t>М.П.</w:t>
+            </w:r>
+          </w:p>
+        </w:tc>
+      </w:tr>
+    </w:tbl>
+    <w:p/>
     <w:sectPr>
+      <w:headerReference w:type="even" r:id="rId7"/>
+      <w:headerReference w:type="default" r:id="rId8"/>
+      <w:footerReference w:type="even" r:id="rId9"/>
+      <w:footerReference w:type="default" r:id="rId10"/>
+      <w:headerReference w:type="first" r:id="rId11"/>
+      <w:footerReference w:type="first" r:id="rId12"/>
       <w:pgSz w:w="11906" w:h="16838"/>
-      <w:pgMar w:top="1134" w:right="850" w:bottom="1134" w:left="1701" w:header="708" w:footer="708" w:gutter="0"/>
-      <w:cols w:space="708"/>
+      <w:pgMar w:top="720" w:right="720" w:bottom="720" w:left="720" w:header="708" w:footer="708" w:gutter="0"/>
+      <w:cols w:space="720"/>
       <w:docGrid w:linePitch="360"/>
     </w:sectPr>
   </w:body>
 </w:document>
+</file>
+
+<file path=word/endnotes.xml><?xml version="1.0" encoding="utf-8"?>
+<w:endnotes xmlns:wpc="http://schemas.microsoft.com/office/word/2010/wordprocessingCanvas" xmlns:cx="http://schemas.microsoft.com/office/drawing/2014/chartex" xmlns:cx1="http://schemas.microsoft.com/office/drawing/2015/9/8/chartex" xmlns:cx2="http://schemas.microsoft.com/office/drawing/2015/10/21/chartex" xmlns:cx3="http://schemas.microsoft.com/office/drawing/2016/5/9/chartex" xmlns:cx4="http://schemas.microsoft.com/office/drawing/2016/5/10/chartex" xmlns:cx5="http://schemas.microsoft.com/office/drawing/2016/5/11/chartex" xmlns:cx6="http://schemas.microsoft.com/office/drawing/2016/5/12/chartex" xmlns:cx7="http://schemas.microsoft.com/office/drawing/2016/5/13/chartex" xmlns:cx8="http://schemas.microsoft.com/office/drawing/2016/5/14/chartex" xmlns:mc="http://schemas.openxmlformats.org/markup-compatibility/2006" xmlns:aink="http://schemas.microsoft.com/office/drawing/2016/ink" xmlns:am3d="http://schemas.microsoft.com/office/drawing/2017/model3d" xmlns:o="urn:schemas-microsoft-com:office:office" xmlns:oel="http://schemas.microsoft.com/office/2019/extlst" xmlns:r="http://schemas.openxmlformats.org/officeDocument/2006/relationships" xmlns:m="http://schemas.openxmlformats.org/officeDocument/2006/math" xmlns:v="urn:schemas-microsoft-com:vml" xmlns:wp14="http://schemas.microsoft.com/office/word/2010/wordprocessingDrawing" xmlns:wp="http://schemas.openxmlformats.org/drawingml/2006/wordprocessingDrawing" xmlns:w10="urn:schemas-microsoft-com:office:word" xmlns:w="http://schemas.openxmlformats.org/wordprocessingml/2006/main" xmlns:w14="http://schemas.microsoft.com/office/word/2010/wordml" xmlns:w15="http://schemas.microsoft.com/office/word/2012/wordml" xmlns:w16cex="http://schemas.microsoft.com/office/word/2018/wordml/cex" xmlns:w16cid="http://schemas.microsoft.com/office/word/2016/wordml/cid" xmlns:w16="http://schemas.microsoft.com/office/word/2018/wordml" xmlns:w16sdtdh="http://schemas.microsoft.com/office/word/2020/wordml/sdtdatahash" xmlns:w16se="http://schemas.microsoft.com/office/word/2015/wordml/symex" xmlns:wpg="http://schemas.microsoft.com/office/word/2010/wordprocessingGroup" xmlns:wpi="http://schemas.microsoft.com/office/word/2010/wordprocessingInk" xmlns:wne="http://schemas.microsoft.com/office/word/2006/wordml" xmlns:wps="http://schemas.microsoft.com/office/word/2010/wordprocessingShape" mc:Ignorable="w14 w15 w16se w16cid w16 w16cex w16sdtdh wp14">
+  <w:endnote w:type="separator" w:id="-1">
+    <w:p>
+      <w:r>
+        <w:separator/>
+      </w:r>
+    </w:p>
+  </w:endnote>
+  <w:endnote w:type="continuationSeparator" w:id="0">
+    <w:p>
+      <w:r>
+        <w:continuationSeparator/>
+      </w:r>
+    </w:p>
+  </w:endnote>
+</w:endnotes>
+</file>
+
+<file path=word/footer1.xml><?xml version="1.0" encoding="utf-8"?>
+<w:ftr xmlns:wpc="http://schemas.microsoft.com/office/word/2010/wordprocessingCanvas" xmlns:cx="http://schemas.microsoft.com/office/drawing/2014/chartex" xmlns:cx1="http://schemas.microsoft.com/office/drawing/2015/9/8/chartex" xmlns:cx2="http://schemas.microsoft.com/office/drawing/2015/10/21/chartex" xmlns:cx3="http://schemas.microsoft.com/office/drawing/2016/5/9/chartex" xmlns:cx4="http://schemas.microsoft.com/office/drawing/2016/5/10/chartex" xmlns:cx5="http://schemas.microsoft.com/office/drawing/2016/5/11/chartex" xmlns:cx6="http://schemas.microsoft.com/office/drawing/2016/5/12/chartex" xmlns:cx7="http://schemas.microsoft.com/office/drawing/2016/5/13/chartex" xmlns:cx8="http://schemas.microsoft.com/office/drawing/2016/5/14/chartex" xmlns:mc="http://schemas.openxmlformats.org/markup-compatibility/2006" xmlns:aink="http://schemas.microsoft.com/office/drawing/2016/ink" xmlns:am3d="http://schemas.microsoft.com/office/drawing/2017/model3d" xmlns:o="urn:schemas-microsoft-com:office:office" xmlns:oel="http://schemas.microsoft.com/office/2019/extlst" xmlns:r="http://schemas.openxmlformats.org/officeDocument/2006/relationships" xmlns:m="http://schemas.openxmlformats.org/officeDocument/2006/math" xmlns:v="urn:schemas-microsoft-com:vml" xmlns:wp14="http://schemas.microsoft.com/office/word/2010/wordprocessingDrawing" xmlns:wp="http://schemas.openxmlformats.org/drawingml/2006/wordprocessingDrawing" xmlns:w10="urn:schemas-microsoft-com:office:word" xmlns:w="http://schemas.openxmlformats.org/wordprocessingml/2006/main" xmlns:w14="http://schemas.microsoft.com/office/word/2010/wordml" xmlns:w15="http://schemas.microsoft.com/office/word/2012/wordml" xmlns:w16cex="http://schemas.microsoft.com/office/word/2018/wordml/cex" xmlns:w16cid="http://schemas.microsoft.com/office/word/2016/wordml/cid" xmlns:w16="http://schemas.microsoft.com/office/word/2018/wordml" xmlns:w16sdtdh="http://schemas.microsoft.com/office/word/2020/wordml/sdtdatahash" xmlns:w16se="http://schemas.microsoft.com/office/word/2015/wordml/symex" xmlns:wpg="http://schemas.microsoft.com/office/word/2010/wordprocessingGroup" xmlns:wpi="http://schemas.microsoft.com/office/word/2010/wordprocessingInk" xmlns:wne="http://schemas.microsoft.com/office/word/2006/wordml" xmlns:wps="http://schemas.microsoft.com/office/word/2010/wordprocessingShape" mc:Ignorable="w14 w15 w16se w16cid w16 w16cex w16sdtdh wp14">
+  <w:p>
+    <w:pPr>
+      <w:pStyle w:val="ae"/>
+    </w:pPr>
+  </w:p>
+</w:ftr>
+</file>
+
+<file path=word/footer2.xml><?xml version="1.0" encoding="utf-8"?>
+<w:ftr xmlns:wpc="http://schemas.microsoft.com/office/word/2010/wordprocessingCanvas" xmlns:cx="http://schemas.microsoft.com/office/drawing/2014/chartex" xmlns:cx1="http://schemas.microsoft.com/office/drawing/2015/9/8/chartex" xmlns:cx2="http://schemas.microsoft.com/office/drawing/2015/10/21/chartex" xmlns:cx3="http://schemas.microsoft.com/office/drawing/2016/5/9/chartex" xmlns:cx4="http://schemas.microsoft.com/office/drawing/2016/5/10/chartex" xmlns:cx5="http://schemas.microsoft.com/office/drawing/2016/5/11/chartex" xmlns:cx6="http://schemas.microsoft.com/office/drawing/2016/5/12/chartex" xmlns:cx7="http://schemas.microsoft.com/office/drawing/2016/5/13/chartex" xmlns:cx8="http://schemas.microsoft.com/office/drawing/2016/5/14/chartex" xmlns:mc="http://schemas.openxmlformats.org/markup-compatibility/2006" xmlns:aink="http://schemas.microsoft.com/office/drawing/2016/ink" xmlns:am3d="http://schemas.microsoft.com/office/drawing/2017/model3d" xmlns:o="urn:schemas-microsoft-com:office:office" xmlns:oel="http://schemas.microsoft.com/office/2019/extlst" xmlns:r="http://schemas.openxmlformats.org/officeDocument/2006/relationships" xmlns:m="http://schemas.openxmlformats.org/officeDocument/2006/math" xmlns:v="urn:schemas-microsoft-com:vml" xmlns:wp14="http://schemas.microsoft.com/office/word/2010/wordprocessingDrawing" xmlns:wp="http://schemas.openxmlformats.org/drawingml/2006/wordprocessingDrawing" xmlns:w10="urn:schemas-microsoft-com:office:word" xmlns:w="http://schemas.openxmlformats.org/wordprocessingml/2006/main" xmlns:w14="http://schemas.microsoft.com/office/word/2010/wordml" xmlns:w15="http://schemas.microsoft.com/office/word/2012/wordml" xmlns:w16cex="http://schemas.microsoft.com/office/word/2018/wordml/cex" xmlns:w16cid="http://schemas.microsoft.com/office/word/2016/wordml/cid" xmlns:w16="http://schemas.microsoft.com/office/word/2018/wordml" xmlns:w16sdtdh="http://schemas.microsoft.com/office/word/2020/wordml/sdtdatahash" xmlns:w16se="http://schemas.microsoft.com/office/word/2015/wordml/symex" xmlns:wpg="http://schemas.microsoft.com/office/word/2010/wordprocessingGroup" xmlns:wpi="http://schemas.microsoft.com/office/word/2010/wordprocessingInk" xmlns:wne="http://schemas.microsoft.com/office/word/2006/wordml" xmlns:wps="http://schemas.microsoft.com/office/word/2010/wordprocessingShape" mc:Ignorable="w14 w15 w16se w16cid w16 w16cex w16sdtdh wp14">
+  <w:p>
+    <w:pPr>
+      <w:pBdr>
+        <w:top w:val="single" w:sz="4" w:space="2" w:color="1A3A6B"/>
+      </w:pBdr>
+      <w:tabs>
+        <w:tab w:val="right" w:pos="10466"/>
+      </w:tabs>
+      <w:spacing w:before="60"/>
+    </w:pPr>
+    <w:r>
+      <w:rPr>
+        <w:color w:val="888888"/>
+        <w:sz w:val="16"/>
+        <w:szCs w:val="16"/>
+      </w:rPr>
+      <w:t>© JaguarBuild, 202</w:t>
+    </w:r>
+    <w:r>
+      <w:rPr>
+        <w:color w:val="888888"/>
+        <w:sz w:val="16"/>
+        <w:szCs w:val="16"/>
+        <w:lang w:val="en-US"/>
+      </w:rPr>
+      <w:t>6</w:t>
+    </w:r>
+    <w:r>
+      <w:rPr>
+        <w:color w:val="888888"/>
+        <w:sz w:val="16"/>
+        <w:szCs w:val="16"/>
+      </w:rPr>
+      <w:t>. Все права защищены.</w:t>
+    </w:r>
+    <w:r>
+      <w:rPr>
+        <w:color w:val="888888"/>
+        <w:sz w:val="16"/>
+        <w:szCs w:val="16"/>
+      </w:rPr>
+      <w:tab/>
+      <w:t>Страница 1</w:t>
+    </w:r>
+  </w:p>
+</w:ftr>
+</file>
+
+<file path=word/footer3.xml><?xml version="1.0" encoding="utf-8"?>
+<w:ftr xmlns:wpc="http://schemas.microsoft.com/office/word/2010/wordprocessingCanvas" xmlns:cx="http://schemas.microsoft.com/office/drawing/2014/chartex" xmlns:cx1="http://schemas.microsoft.com/office/drawing/2015/9/8/chartex" xmlns:cx2="http://schemas.microsoft.com/office/drawing/2015/10/21/chartex" xmlns:cx3="http://schemas.microsoft.com/office/drawing/2016/5/9/chartex" xmlns:cx4="http://schemas.microsoft.com/office/drawing/2016/5/10/chartex" xmlns:cx5="http://schemas.microsoft.com/office/drawing/2016/5/11/chartex" xmlns:cx6="http://schemas.microsoft.com/office/drawing/2016/5/12/chartex" xmlns:cx7="http://schemas.microsoft.com/office/drawing/2016/5/13/chartex" xmlns:cx8="http://schemas.microsoft.com/office/drawing/2016/5/14/chartex" xmlns:mc="http://schemas.openxmlformats.org/markup-compatibility/2006" xmlns:aink="http://schemas.microsoft.com/office/drawing/2016/ink" xmlns:am3d="http://schemas.microsoft.com/office/drawing/2017/model3d" xmlns:o="urn:schemas-microsoft-com:office:office" xmlns:oel="http://schemas.microsoft.com/office/2019/extlst" xmlns:r="http://schemas.openxmlformats.org/officeDocument/2006/relationships" xmlns:m="http://schemas.openxmlformats.org/officeDocument/2006/math" xmlns:v="urn:schemas-microsoft-com:vml" xmlns:wp14="http://schemas.microsoft.com/office/word/2010/wordprocessingDrawing" xmlns:wp="http://schemas.openxmlformats.org/drawingml/2006/wordprocessingDrawing" xmlns:w10="urn:schemas-microsoft-com:office:word" xmlns:w="http://schemas.openxmlformats.org/wordprocessingml/2006/main" xmlns:w14="http://schemas.microsoft.com/office/word/2010/wordml" xmlns:w15="http://schemas.microsoft.com/office/word/2012/wordml" xmlns:w16cex="http://schemas.microsoft.com/office/word/2018/wordml/cex" xmlns:w16cid="http://schemas.microsoft.com/office/word/2016/wordml/cid" xmlns:w16="http://schemas.microsoft.com/office/word/2018/wordml" xmlns:w16sdtdh="http://schemas.microsoft.com/office/word/2020/wordml/sdtdatahash" xmlns:w16se="http://schemas.microsoft.com/office/word/2015/wordml/symex" xmlns:wpg="http://schemas.microsoft.com/office/word/2010/wordprocessingGroup" xmlns:wpi="http://schemas.microsoft.com/office/word/2010/wordprocessingInk" xmlns:wne="http://schemas.microsoft.com/office/word/2006/wordml" xmlns:wps="http://schemas.microsoft.com/office/word/2010/wordprocessingShape" mc:Ignorable="w14 w15 w16se w16cid w16 w16cex w16sdtdh wp14">
+  <w:p>
+    <w:pPr>
+      <w:pStyle w:val="ae"/>
+    </w:pPr>
+  </w:p>
+</w:ftr>
+</file>
+
+<file path=word/footnotes.xml><?xml version="1.0" encoding="utf-8"?>
+<w:footnotes xmlns:wpc="http://schemas.microsoft.com/office/word/2010/wordprocessingCanvas" xmlns:cx="http://schemas.microsoft.com/office/drawing/2014/chartex" xmlns:cx1="http://schemas.microsoft.com/office/drawing/2015/9/8/chartex" xmlns:cx2="http://schemas.microsoft.com/office/drawing/2015/10/21/chartex" xmlns:cx3="http://schemas.microsoft.com/office/drawing/2016/5/9/chartex" xmlns:cx4="http://schemas.microsoft.com/office/drawing/2016/5/10/chartex" xmlns:cx5="http://schemas.microsoft.com/office/drawing/2016/5/11/chartex" xmlns:cx6="http://schemas.microsoft.com/office/drawing/2016/5/12/chartex" xmlns:cx7="http://schemas.microsoft.com/office/drawing/2016/5/13/chartex" xmlns:cx8="http://schemas.microsoft.com/office/drawing/2016/5/14/chartex" xmlns:mc="http://schemas.openxmlformats.org/markup-compatibility/2006" xmlns:aink="http://schemas.microsoft.com/office/drawing/2016/ink" xmlns:am3d="http://schemas.microsoft.com/office/drawing/2017/model3d" xmlns:o="urn:schemas-microsoft-com:office:office" xmlns:oel="http://schemas.microsoft.com/office/2019/extlst" xmlns:r="http://schemas.openxmlformats.org/officeDocument/2006/relationships" xmlns:m="http://schemas.openxmlformats.org/officeDocument/2006/math" xmlns:v="urn:schemas-microsoft-com:vml" xmlns:wp14="http://schemas.microsoft.com/office/word/2010/wordprocessingDrawing" xmlns:wp="http://schemas.openxmlformats.org/drawingml/2006/wordprocessingDrawing" xmlns:w10="urn:schemas-microsoft-com:office:word" xmlns:w="http://schemas.openxmlformats.org/wordprocessingml/2006/main" xmlns:w14="http://schemas.microsoft.com/office/word/2010/wordml" xmlns:w15="http://schemas.microsoft.com/office/word/2012/wordml" xmlns:w16cex="http://schemas.microsoft.com/office/word/2018/wordml/cex" xmlns:w16cid="http://schemas.microsoft.com/office/word/2016/wordml/cid" xmlns:w16="http://schemas.microsoft.com/office/word/2018/wordml" xmlns:w16sdtdh="http://schemas.microsoft.com/office/word/2020/wordml/sdtdatahash" xmlns:w16se="http://schemas.microsoft.com/office/word/2015/wordml/symex" xmlns:wpg="http://schemas.microsoft.com/office/word/2010/wordprocessingGroup" xmlns:wpi="http://schemas.microsoft.com/office/word/2010/wordprocessingInk" xmlns:wne="http://schemas.microsoft.com/office/word/2006/wordml" xmlns:wps="http://schemas.microsoft.com/office/word/2010/wordprocessingShape" mc:Ignorable="w14 w15 w16se w16cid w16 w16cex w16sdtdh wp14">
+  <w:footnote w:type="separator" w:id="-1">
+    <w:p>
+      <w:r>
+        <w:separator/>
+      </w:r>
+    </w:p>
+  </w:footnote>
+  <w:footnote w:type="continuationSeparator" w:id="0">
+    <w:p>
+      <w:r>
+        <w:continuationSeparator/>
+      </w:r>
+    </w:p>
+  </w:footnote>
+</w:footnotes>
+</file>
+
+<file path=word/header1.xml><?xml version="1.0" encoding="utf-8"?>
+<w:hdr xmlns:wpc="http://schemas.microsoft.com/office/word/2010/wordprocessingCanvas" xmlns:cx="http://schemas.microsoft.com/office/drawing/2014/chartex" xmlns:cx1="http://schemas.microsoft.com/office/drawing/2015/9/8/chartex" xmlns:cx2="http://schemas.microsoft.com/office/drawing/2015/10/21/chartex" xmlns:cx3="http://schemas.microsoft.com/office/drawing/2016/5/9/chartex" xmlns:cx4="http://schemas.microsoft.com/office/drawing/2016/5/10/chartex" xmlns:cx5="http://schemas.microsoft.com/office/drawing/2016/5/11/chartex" xmlns:cx6="http://schemas.microsoft.com/office/drawing/2016/5/12/chartex" xmlns:cx7="http://schemas.microsoft.com/office/drawing/2016/5/13/chartex" xmlns:cx8="http://schemas.microsoft.com/office/drawing/2016/5/14/chartex" xmlns:mc="http://schemas.openxmlformats.org/markup-compatibility/2006" xmlns:aink="http://schemas.microsoft.com/office/drawing/2016/ink" xmlns:am3d="http://schemas.microsoft.com/office/drawing/2017/model3d" xmlns:o="urn:schemas-microsoft-com:office:office" xmlns:oel="http://schemas.microsoft.com/office/2019/extlst" xmlns:r="http://schemas.openxmlformats.org/officeDocument/2006/relationships" xmlns:m="http://schemas.openxmlformats.org/officeDocument/2006/math" xmlns:v="urn:schemas-microsoft-com:vml" xmlns:wp14="http://schemas.microsoft.com/office/word/2010/wordprocessingDrawing" xmlns:wp="http://schemas.openxmlformats.org/drawingml/2006/wordprocessingDrawing" xmlns:w10="urn:schemas-microsoft-com:office:word" xmlns:w="http://schemas.openxmlformats.org/wordprocessingml/2006/main" xmlns:w14="http://schemas.microsoft.com/office/word/2010/wordml" xmlns:w15="http://schemas.microsoft.com/office/word/2012/wordml" xmlns:w16cex="http://schemas.microsoft.com/office/word/2018/wordml/cex" xmlns:w16cid="http://schemas.microsoft.com/office/word/2016/wordml/cid" xmlns:w16="http://schemas.microsoft.com/office/word/2018/wordml" xmlns:w16sdtdh="http://schemas.microsoft.com/office/word/2020/wordml/sdtdatahash" xmlns:w16se="http://schemas.microsoft.com/office/word/2015/wordml/symex" xmlns:wpg="http://schemas.microsoft.com/office/word/2010/wordprocessingGroup" xmlns:wpi="http://schemas.microsoft.com/office/word/2010/wordprocessingInk" xmlns:wne="http://schemas.microsoft.com/office/word/2006/wordml" xmlns:wps="http://schemas.microsoft.com/office/word/2010/wordprocessingShape" mc:Ignorable="w14 w15 w16se w16cid w16 w16cex w16sdtdh wp14">
+  <w:p>
+    <w:pPr>
+      <w:pStyle w:val="ac"/>
+    </w:pPr>
+  </w:p>
+</w:hdr>
+</file>
+
+<file path=word/header2.xml><?xml version="1.0" encoding="utf-8"?>
+<w:hdr xmlns:wpc="http://schemas.microsoft.com/office/word/2010/wordprocessingCanvas" xmlns:cx="http://schemas.microsoft.com/office/drawing/2014/chartex" xmlns:cx1="http://schemas.microsoft.com/office/drawing/2015/9/8/chartex" xmlns:cx2="http://schemas.microsoft.com/office/drawing/2015/10/21/chartex" xmlns:cx3="http://schemas.microsoft.com/office/drawing/2016/5/9/chartex" xmlns:cx4="http://schemas.microsoft.com/office/drawing/2016/5/10/chartex" xmlns:cx5="http://schemas.microsoft.com/office/drawing/2016/5/11/chartex" xmlns:cx6="http://schemas.microsoft.com/office/drawing/2016/5/12/chartex" xmlns:cx7="http://schemas.microsoft.com/office/drawing/2016/5/13/chartex" xmlns:cx8="http://schemas.microsoft.com/office/drawing/2016/5/14/chartex" xmlns:mc="http://schemas.openxmlformats.org/markup-compatibility/2006" xmlns:aink="http://schemas.microsoft.com/office/drawing/2016/ink" xmlns:am3d="http://schemas.microsoft.com/office/drawing/2017/model3d" xmlns:o="urn:schemas-microsoft-com:office:office" xmlns:oel="http://schemas.microsoft.com/office/2019/extlst" xmlns:r="http://schemas.openxmlformats.org/officeDocument/2006/relationships" xmlns:m="http://schemas.openxmlformats.org/officeDocument/2006/math" xmlns:v="urn:schemas-microsoft-com:vml" xmlns:wp14="http://schemas.microsoft.com/office/word/2010/wordprocessingDrawing" xmlns:wp="http://schemas.openxmlformats.org/drawingml/2006/wordprocessingDrawing" xmlns:w10="urn:schemas-microsoft-com:office:word" xmlns:w="http://schemas.openxmlformats.org/wordprocessingml/2006/main" xmlns:w14="http://schemas.microsoft.com/office/word/2010/wordml" xmlns:w15="http://schemas.microsoft.com/office/word/2012/wordml" xmlns:w16cex="http://schemas.microsoft.com/office/word/2018/wordml/cex" xmlns:w16cid="http://schemas.microsoft.com/office/word/2016/wordml/cid" xmlns:w16="http://schemas.microsoft.com/office/word/2018/wordml" xmlns:w16sdtdh="http://schemas.microsoft.com/office/word/2020/wordml/sdtdatahash" xmlns:w16se="http://schemas.microsoft.com/office/word/2015/wordml/symex" xmlns:wpg="http://schemas.microsoft.com/office/word/2010/wordprocessingGroup" xmlns:wpi="http://schemas.microsoft.com/office/word/2010/wordprocessingInk" xmlns:wne="http://schemas.microsoft.com/office/word/2006/wordml" xmlns:wps="http://schemas.microsoft.com/office/word/2010/wordprocessingShape" mc:Ignorable="w14 w15 w16se w16cid w16 w16cex w16sdtdh wp14">
+  <w:p>
+    <w:pPr>
+      <w:pBdr>
+        <w:bottom w:val="single" w:sz="6" w:space="2" w:color="1A3A6B"/>
+      </w:pBdr>
+      <w:spacing w:after="60"/>
+    </w:pPr>
+    <w:r>
+      <w:rPr>
+        <w:color w:val="888888"/>
+        <w:sz w:val="18"/>
+        <w:szCs w:val="18"/>
+      </w:rPr>
+      <w:t xml:space="preserve">СТРОИТЕЛЬНАЯ КОМПАНИЯ </w:t>
+    </w:r>
+    <w:r>
+      <w:rPr>
+        <w:b/>
+        <w:bCs/>
+        <w:color w:val="1A3A6B"/>
+        <w:sz w:val="18"/>
+        <w:szCs w:val="18"/>
+      </w:rPr>
+      <w:t>«JAGUARBUILD»</w:t>
+    </w:r>
+    <w:r>
+      <w:rPr>
+        <w:color w:val="888888"/>
+        <w:sz w:val="16"/>
+        <w:szCs w:val="16"/>
+      </w:rPr>
+      <w:t xml:space="preserve">     |     ДОГОВОР СТРОИТЕЛЬНОГО ПОДРЯДА</w:t>
+    </w:r>
+  </w:p>
+</w:hdr>
+</file>
+
+<file path=word/header3.xml><?xml version="1.0" encoding="utf-8"?>
+<w:hdr xmlns:wpc="http://schemas.microsoft.com/office/word/2010/wordprocessingCanvas" xmlns:cx="http://schemas.microsoft.com/office/drawing/2014/chartex" xmlns:cx1="http://schemas.microsoft.com/office/drawing/2015/9/8/chartex" xmlns:cx2="http://schemas.microsoft.com/office/drawing/2015/10/21/chartex" xmlns:cx3="http://schemas.microsoft.com/office/drawing/2016/5/9/chartex" xmlns:cx4="http://schemas.microsoft.com/office/drawing/2016/5/10/chartex" xmlns:cx5="http://schemas.microsoft.com/office/drawing/2016/5/11/chartex" xmlns:cx6="http://schemas.microsoft.com/office/drawing/2016/5/12/chartex" xmlns:cx7="http://schemas.microsoft.com/office/drawing/2016/5/13/chartex" xmlns:cx8="http://schemas.microsoft.com/office/drawing/2016/5/14/chartex" xmlns:mc="http://schemas.openxmlformats.org/markup-compatibility/2006" xmlns:aink="http://schemas.microsoft.com/office/drawing/2016/ink" xmlns:am3d="http://schemas.microsoft.com/office/drawing/2017/model3d" xmlns:o="urn:schemas-microsoft-com:office:office" xmlns:oel="http://schemas.microsoft.com/office/2019/extlst" xmlns:r="http://schemas.openxmlformats.org/officeDocument/2006/relationships" xmlns:m="http://schemas.openxmlformats.org/officeDocument/2006/math" xmlns:v="urn:schemas-microsoft-com:vml" xmlns:wp14="http://schemas.microsoft.com/office/word/2010/wordprocessingDrawing" xmlns:wp="http://schemas.openxmlformats.org/drawingml/2006/wordprocessingDrawing" xmlns:w10="urn:schemas-microsoft-com:office:word" xmlns:w="http://schemas.openxmlformats.org/wordprocessingml/2006/main" xmlns:w14="http://schemas.microsoft.com/office/word/2010/wordml" xmlns:w15="http://schemas.microsoft.com/office/word/2012/wordml" xmlns:w16cex="http://schemas.microsoft.com/office/word/2018/wordml/cex" xmlns:w16cid="http://schemas.microsoft.com/office/word/2016/wordml/cid" xmlns:w16="http://schemas.microsoft.com/office/word/2018/wordml" xmlns:w16sdtdh="http://schemas.microsoft.com/office/word/2020/wordml/sdtdatahash" xmlns:w16se="http://schemas.microsoft.com/office/word/2015/wordml/symex" xmlns:wpg="http://schemas.microsoft.com/office/word/2010/wordprocessingGroup" xmlns:wpi="http://schemas.microsoft.com/office/word/2010/wordprocessingInk" xmlns:wne="http://schemas.microsoft.com/office/word/2006/wordml" xmlns:wps="http://schemas.microsoft.com/office/word/2010/wordprocessingShape" mc:Ignorable="w14 w15 w16se w16cid w16 w16cex w16sdtdh wp14">
+  <w:p>
+    <w:pPr>
+      <w:pStyle w:val="ac"/>
+    </w:pPr>
+  </w:p>
+</w:hdr>
+</file>
+
+<file path=word/numbering.xml><?xml version="1.0" encoding="utf-8"?>
+<w:numbering xmlns:wpc="http://schemas.microsoft.com/office/word/2010/wordprocessingCanvas" xmlns:cx="http://schemas.microsoft.com/office/drawing/2014/chartex" xmlns:cx1="http://schemas.microsoft.com/office/drawing/2015/9/8/chartex" xmlns:cx2="http://schemas.microsoft.com/office/drawing/2015/10/21/chartex" xmlns:cx3="http://schemas.microsoft.com/office/drawing/2016/5/9/chartex" xmlns:cx4="http://schemas.microsoft.com/office/drawing/2016/5/10/chartex" xmlns:cx5="http://schemas.microsoft.com/office/drawing/2016/5/11/chartex" xmlns:cx6="http://schemas.microsoft.com/office/drawing/2016/5/12/chartex" xmlns:cx7="http://schemas.microsoft.com/office/drawing/2016/5/13/chartex" xmlns:cx8="http://schemas.microsoft.com/office/drawing/2016/5/14/chartex" xmlns:mc="http://schemas.openxmlformats.org/markup-compatibility/2006" xmlns:aink="http://schemas.microsoft.com/office/drawing/2016/ink" xmlns:am3d="http://schemas.microsoft.com/office/drawing/2017/model3d" xmlns:o="urn:schemas-microsoft-com:office:office" xmlns:oel="http://schemas.microsoft.com/office/2019/extlst" xmlns:r="http://schemas.openxmlformats.org/officeDocument/2006/relationships" xmlns:m="http://schemas.openxmlformats.org/officeDocument/2006/math" xmlns:v="urn:schemas-microsoft-com:vml" xmlns:wp14="http://schemas.microsoft.com/office/word/2010/wordprocessingDrawing" xmlns:wp="http://schemas.openxmlformats.org/drawingml/2006/wordprocessingDrawing" xmlns:w10="urn:schemas-microsoft-com:office:word" xmlns:w="http://schemas.openxmlformats.org/wordprocessingml/2006/main" xmlns:w14="http://schemas.microsoft.com/office/word/2010/wordml" xmlns:w15="http://schemas.microsoft.com/office/word/2012/wordml" xmlns:w16cex="http://schemas.microsoft.com/office/word/2018/wordml/cex" xmlns:w16cid="http://schemas.microsoft.com/office/word/2016/wordml/cid" xmlns:w16="http://schemas.microsoft.com/office/word/2018/wordml" xmlns:w16sdtdh="http://schemas.microsoft.com/office/word/2020/wordml/sdtdatahash" xmlns:w16se="http://schemas.microsoft.com/office/word/2015/wordml/symex" xmlns:wpg="http://schemas.microsoft.com/office/word/2010/wordprocessingGroup" xmlns:wpi="http://schemas.microsoft.com/office/word/2010/wordprocessingInk" xmlns:wne="http://schemas.microsoft.com/office/word/2006/wordml" xmlns:wps="http://schemas.microsoft.com/office/word/2010/wordprocessingShape" mc:Ignorable="w14 w15 w16se w16cid w16 w16cex w16sdtdh wp14">
+  <w:abstractNum w:abstractNumId="0" w15:restartNumberingAfterBreak="0">
+    <w:nsid w:val="7F88577B"/>
+    <w:multiLevelType w:val="hybridMultilevel"/>
+    <w:tmpl w:val="99DE6294"/>
+    <w:lvl w:ilvl="0" w:tplc="26AA963C">
+      <w:start w:val="1"/>
+      <w:numFmt w:val="bullet"/>
+      <w:lvlText w:val="●"/>
+      <w:lvlJc w:val="left"/>
+      <w:pPr>
+        <w:ind w:left="720" w:hanging="360"/>
+      </w:pPr>
+    </w:lvl>
+    <w:lvl w:ilvl="1" w:tplc="E50E0508">
+      <w:start w:val="1"/>
+      <w:numFmt w:val="bullet"/>
+      <w:lvlText w:val="○"/>
+      <w:lvlJc w:val="left"/>
+      <w:pPr>
+        <w:ind w:left="1440" w:hanging="360"/>
+      </w:pPr>
+    </w:lvl>
+    <w:lvl w:ilvl="2" w:tplc="5192A198">
+      <w:start w:val="1"/>
+      <w:numFmt w:val="bullet"/>
+      <w:lvlText w:val="■"/>
+      <w:lvlJc w:val="left"/>
+      <w:pPr>
+        <w:ind w:left="2160" w:hanging="360"/>
+      </w:pPr>
+    </w:lvl>
+    <w:lvl w:ilvl="3" w:tplc="E1C2522C">
+      <w:start w:val="1"/>
+      <w:numFmt w:val="bullet"/>
+      <w:lvlText w:val="●"/>
+      <w:lvlJc w:val="left"/>
+      <w:pPr>
+        <w:ind w:left="2880" w:hanging="360"/>
+      </w:pPr>
+    </w:lvl>
+    <w:lvl w:ilvl="4" w:tplc="EB74706C">
+      <w:start w:val="1"/>
+      <w:numFmt w:val="bullet"/>
+      <w:lvlText w:val="○"/>
+      <w:lvlJc w:val="left"/>
+      <w:pPr>
+        <w:ind w:left="3600" w:hanging="360"/>
+      </w:pPr>
+    </w:lvl>
+    <w:lvl w:ilvl="5" w:tplc="520049C6">
+      <w:start w:val="1"/>
+      <w:numFmt w:val="bullet"/>
+      <w:lvlText w:val="■"/>
+      <w:lvlJc w:val="left"/>
+      <w:pPr>
+        <w:ind w:left="4320" w:hanging="360"/>
+      </w:pPr>
+    </w:lvl>
+    <w:lvl w:ilvl="6" w:tplc="BB8EEF24">
+      <w:start w:val="1"/>
+      <w:numFmt w:val="bullet"/>
+      <w:lvlText w:val="●"/>
+      <w:lvlJc w:val="left"/>
+      <w:pPr>
+        <w:ind w:left="5040" w:hanging="360"/>
+      </w:pPr>
+    </w:lvl>
+    <w:lvl w:ilvl="7" w:tplc="D86AFE2C">
+      <w:start w:val="1"/>
+      <w:numFmt w:val="bullet"/>
+      <w:lvlText w:val="●"/>
+      <w:lvlJc w:val="left"/>
+      <w:pPr>
+        <w:ind w:left="5760" w:hanging="360"/>
+      </w:pPr>
+    </w:lvl>
+    <w:lvl w:ilvl="8" w:tplc="65B8C066">
+      <w:start w:val="1"/>
+      <w:numFmt w:val="bullet"/>
+      <w:lvlText w:val="●"/>
+      <w:lvlJc w:val="left"/>
+      <w:pPr>
+        <w:ind w:left="6480" w:hanging="360"/>
+      </w:pPr>
+    </w:lvl>
+  </w:abstractNum>
+  <w:num w:numId="1" w16cid:durableId="629477380">
+    <w:abstractNumId w:val="0"/>
+    <w:lvlOverride w:ilvl="0">
+      <w:startOverride w:val="1"/>
+    </w:lvlOverride>
+  </w:num>
+</w:numbering>
 </file>
 
 <file path=word/styles.xml><?xml version="1.0" encoding="utf-8"?>
@@ -568,17 +1084,11 @@
   <w:docDefaults>
     <w:rPrDefault>
       <w:rPr>
-        <w:rFonts w:asciiTheme="minorHAnsi" w:eastAsiaTheme="minorHAnsi" w:hAnsiTheme="minorHAnsi" w:cstheme="minorBidi"/>
-        <w:sz w:val="22"/>
-        <w:szCs w:val="22"/>
-        <w:lang w:val="ru-RU" w:eastAsia="en-US" w:bidi="ar-SA"/>
+        <w:rFonts w:ascii="Arial" w:eastAsia="Arial" w:hAnsi="Arial" w:cs="Arial"/>
+        <w:lang w:val="ru-RU" w:eastAsia="ru-RU" w:bidi="ar-SA"/>
       </w:rPr>
     </w:rPrDefault>
-    <w:pPrDefault>
-      <w:pPr>
-        <w:spacing w:after="200" w:line="276" w:lineRule="auto"/>
-      </w:pPr>
-    </w:pPrDefault>
+    <w:pPrDefault/>
   </w:docDefaults>
   <w:latentStyles w:defLockedState="0" w:defUIPriority="99" w:defSemiHidden="0" w:defUnhideWhenUsed="0" w:defQFormat="0" w:count="376">
     <w:lsdException w:name="Normal" w:uiPriority="0" w:qFormat="1"/>
@@ -735,7 +1245,7 @@
     <w:lsdException w:name="Table Web 2" w:semiHidden="1" w:unhideWhenUsed="1"/>
     <w:lsdException w:name="Table Web 3" w:semiHidden="1" w:unhideWhenUsed="1"/>
     <w:lsdException w:name="Balloon Text" w:semiHidden="1" w:unhideWhenUsed="1"/>
-    <w:lsdException w:name="Table Grid" w:uiPriority="59"/>
+    <w:lsdException w:name="Table Grid" w:uiPriority="39"/>
     <w:lsdException w:name="Table Theme" w:semiHidden="1" w:unhideWhenUsed="1"/>
     <w:lsdException w:name="Placeholder Text" w:semiHidden="1"/>
     <w:lsdException w:name="No Spacing" w:uiPriority="1" w:qFormat="1"/>
@@ -961,7 +1471,90 @@
   <w:style w:type="paragraph" w:default="1" w:styleId="a">
     <w:name w:val="Normal"/>
     <w:qFormat/>
-    <w:rsid w:val="003871B4"/>
+  </w:style>
+  <w:style w:type="paragraph" w:styleId="1">
+    <w:name w:val="heading 1"/>
+    <w:uiPriority w:val="9"/>
+    <w:qFormat/>
+    <w:pPr>
+      <w:outlineLvl w:val="0"/>
+    </w:pPr>
+    <w:rPr>
+      <w:color w:val="2E74B5"/>
+      <w:sz w:val="32"/>
+      <w:szCs w:val="32"/>
+    </w:rPr>
+  </w:style>
+  <w:style w:type="paragraph" w:styleId="2">
+    <w:name w:val="heading 2"/>
+    <w:uiPriority w:val="9"/>
+    <w:semiHidden/>
+    <w:unhideWhenUsed/>
+    <w:qFormat/>
+    <w:pPr>
+      <w:outlineLvl w:val="1"/>
+    </w:pPr>
+    <w:rPr>
+      <w:color w:val="2E74B5"/>
+      <w:sz w:val="26"/>
+      <w:szCs w:val="26"/>
+    </w:rPr>
+  </w:style>
+  <w:style w:type="paragraph" w:styleId="3">
+    <w:name w:val="heading 3"/>
+    <w:uiPriority w:val="9"/>
+    <w:semiHidden/>
+    <w:unhideWhenUsed/>
+    <w:qFormat/>
+    <w:pPr>
+      <w:outlineLvl w:val="2"/>
+    </w:pPr>
+    <w:rPr>
+      <w:color w:val="1F4D78"/>
+      <w:sz w:val="24"/>
+      <w:szCs w:val="24"/>
+    </w:rPr>
+  </w:style>
+  <w:style w:type="paragraph" w:styleId="4">
+    <w:name w:val="heading 4"/>
+    <w:uiPriority w:val="9"/>
+    <w:semiHidden/>
+    <w:unhideWhenUsed/>
+    <w:qFormat/>
+    <w:pPr>
+      <w:outlineLvl w:val="3"/>
+    </w:pPr>
+    <w:rPr>
+      <w:i/>
+      <w:iCs/>
+      <w:color w:val="2E74B5"/>
+    </w:rPr>
+  </w:style>
+  <w:style w:type="paragraph" w:styleId="5">
+    <w:name w:val="heading 5"/>
+    <w:uiPriority w:val="9"/>
+    <w:semiHidden/>
+    <w:unhideWhenUsed/>
+    <w:qFormat/>
+    <w:pPr>
+      <w:outlineLvl w:val="4"/>
+    </w:pPr>
+    <w:rPr>
+      <w:color w:val="2E74B5"/>
+    </w:rPr>
+  </w:style>
+  <w:style w:type="paragraph" w:styleId="6">
+    <w:name w:val="heading 6"/>
+    <w:uiPriority w:val="9"/>
+    <w:semiHidden/>
+    <w:unhideWhenUsed/>
+    <w:qFormat/>
+    <w:pPr>
+      <w:outlineLvl w:val="5"/>
+    </w:pPr>
+    <w:rPr>
+      <w:color w:val="1F4D78"/>
+    </w:rPr>
   </w:style>
   <w:style w:type="character" w:default="1" w:styleId="a0">
     <w:name w:val="Default Paragraph Font"/>
@@ -990,24 +1583,131 @@
     <w:semiHidden/>
     <w:unhideWhenUsed/>
   </w:style>
-  <w:style w:type="table" w:styleId="a3">
-    <w:name w:val="Table Grid"/>
-    <w:basedOn w:val="a1"/>
-    <w:uiPriority w:val="59"/>
-    <w:rsid w:val="003871B4"/>
+  <w:style w:type="paragraph" w:styleId="a3">
+    <w:name w:val="Title"/>
+    <w:uiPriority w:val="10"/>
+    <w:qFormat/>
+    <w:rPr>
+      <w:sz w:val="56"/>
+      <w:szCs w:val="56"/>
+    </w:rPr>
+  </w:style>
+  <w:style w:type="paragraph" w:customStyle="1" w:styleId="10">
+    <w:name w:val="Строгий1"/>
+    <w:qFormat/>
+    <w:rPr>
+      <w:b/>
+      <w:bCs/>
+    </w:rPr>
+  </w:style>
+  <w:style w:type="paragraph" w:styleId="a4">
+    <w:name w:val="List Paragraph"/>
+    <w:qFormat/>
+  </w:style>
+  <w:style w:type="character" w:styleId="a5">
+    <w:name w:val="Hyperlink"/>
+    <w:uiPriority w:val="99"/>
+    <w:unhideWhenUsed/>
+    <w:rPr>
+      <w:color w:val="0563C1"/>
+      <w:u w:val="single"/>
+    </w:rPr>
+  </w:style>
+  <w:style w:type="character" w:styleId="a6">
+    <w:name w:val="footnote reference"/>
+    <w:uiPriority w:val="99"/>
+    <w:semiHidden/>
+    <w:unhideWhenUsed/>
+    <w:rPr>
+      <w:vertAlign w:val="superscript"/>
+    </w:rPr>
+  </w:style>
+  <w:style w:type="paragraph" w:styleId="a7">
+    <w:name w:val="footnote text"/>
+    <w:link w:val="a8"/>
+    <w:uiPriority w:val="99"/>
+    <w:semiHidden/>
+    <w:unhideWhenUsed/>
+  </w:style>
+  <w:style w:type="character" w:customStyle="1" w:styleId="a8">
+    <w:name w:val="Текст сноски Знак"/>
+    <w:link w:val="a7"/>
+    <w:uiPriority w:val="99"/>
+    <w:semiHidden/>
+    <w:unhideWhenUsed/>
+    <w:rPr>
+      <w:sz w:val="20"/>
+      <w:szCs w:val="20"/>
+    </w:rPr>
+  </w:style>
+  <w:style w:type="character" w:styleId="a9">
+    <w:name w:val="endnote reference"/>
+    <w:uiPriority w:val="99"/>
+    <w:semiHidden/>
+    <w:unhideWhenUsed/>
+    <w:rPr>
+      <w:vertAlign w:val="superscript"/>
+    </w:rPr>
+  </w:style>
+  <w:style w:type="paragraph" w:styleId="aa">
+    <w:name w:val="endnote text"/>
+    <w:link w:val="ab"/>
+    <w:uiPriority w:val="99"/>
+    <w:semiHidden/>
+    <w:unhideWhenUsed/>
+  </w:style>
+  <w:style w:type="character" w:customStyle="1" w:styleId="ab">
+    <w:name w:val="Текст концевой сноски Знак"/>
+    <w:link w:val="aa"/>
+    <w:uiPriority w:val="99"/>
+    <w:semiHidden/>
+    <w:unhideWhenUsed/>
+    <w:rPr>
+      <w:sz w:val="20"/>
+      <w:szCs w:val="20"/>
+    </w:rPr>
+  </w:style>
+  <w:style w:type="paragraph" w:styleId="ac">
+    <w:name w:val="header"/>
+    <w:basedOn w:val="a"/>
+    <w:link w:val="ad"/>
+    <w:uiPriority w:val="99"/>
+    <w:unhideWhenUsed/>
+    <w:rsid w:val="004F149B"/>
     <w:pPr>
-      <w:spacing w:after="0" w:line="240" w:lineRule="auto"/>
+      <w:tabs>
+        <w:tab w:val="center" w:pos="4677"/>
+        <w:tab w:val="right" w:pos="9355"/>
+      </w:tabs>
     </w:pPr>
-    <w:tblPr>
-      <w:tblBorders>
-        <w:top w:val="single" w:sz="4" w:space="0" w:color="000000" w:themeColor="text1"/>
-        <w:left w:val="single" w:sz="4" w:space="0" w:color="000000" w:themeColor="text1"/>
-        <w:bottom w:val="single" w:sz="4" w:space="0" w:color="000000" w:themeColor="text1"/>
-        <w:right w:val="single" w:sz="4" w:space="0" w:color="000000" w:themeColor="text1"/>
-        <w:insideH w:val="single" w:sz="4" w:space="0" w:color="000000" w:themeColor="text1"/>
-        <w:insideV w:val="single" w:sz="4" w:space="0" w:color="000000" w:themeColor="text1"/>
-      </w:tblBorders>
-    </w:tblPr>
+  </w:style>
+  <w:style w:type="character" w:customStyle="1" w:styleId="ad">
+    <w:name w:val="Верхний колонтитул Знак"/>
+    <w:basedOn w:val="a0"/>
+    <w:link w:val="ac"/>
+    <w:uiPriority w:val="99"/>
+    <w:rsid w:val="004F149B"/>
+  </w:style>
+  <w:style w:type="paragraph" w:styleId="ae">
+    <w:name w:val="footer"/>
+    <w:basedOn w:val="a"/>
+    <w:link w:val="af"/>
+    <w:uiPriority w:val="99"/>
+    <w:unhideWhenUsed/>
+    <w:rsid w:val="004F149B"/>
+    <w:pPr>
+      <w:tabs>
+        <w:tab w:val="center" w:pos="4677"/>
+        <w:tab w:val="right" w:pos="9355"/>
+      </w:tabs>
+    </w:pPr>
+  </w:style>
+  <w:style w:type="character" w:customStyle="1" w:styleId="af">
+    <w:name w:val="Нижний колонтитул Знак"/>
+    <w:basedOn w:val="a0"/>
+    <w:link w:val="ae"/>
+    <w:uiPriority w:val="99"/>
+    <w:rsid w:val="004F149B"/>
   </w:style>
 </w:styles>
 </file>
@@ -1023,44 +1723,44 @@
         <a:sysClr val="window" lastClr="FFFFFF"/>
       </a:lt1>
       <a:dk2>
-        <a:srgbClr val="1F497D"/>
+        <a:srgbClr val="0E2841"/>
       </a:dk2>
       <a:lt2>
-        <a:srgbClr val="EEECE1"/>
+        <a:srgbClr val="E8E8E8"/>
       </a:lt2>
       <a:accent1>
-        <a:srgbClr val="4F81BD"/>
+        <a:srgbClr val="156082"/>
       </a:accent1>
       <a:accent2>
-        <a:srgbClr val="C0504D"/>
+        <a:srgbClr val="E97132"/>
       </a:accent2>
       <a:accent3>
-        <a:srgbClr val="9BBB59"/>
+        <a:srgbClr val="196B24"/>
       </a:accent3>
       <a:accent4>
-        <a:srgbClr val="8064A2"/>
+        <a:srgbClr val="0F9ED5"/>
       </a:accent4>
       <a:accent5>
-        <a:srgbClr val="4BACC6"/>
+        <a:srgbClr val="A02B93"/>
       </a:accent5>
       <a:accent6>
-        <a:srgbClr val="F79646"/>
+        <a:srgbClr val="4EA72E"/>
       </a:accent6>
       <a:hlink>
-        <a:srgbClr val="0000FF"/>
+        <a:srgbClr val="467886"/>
       </a:hlink>
       <a:folHlink>
-        <a:srgbClr val="800080"/>
+        <a:srgbClr val="96607D"/>
       </a:folHlink>
     </a:clrScheme>
     <a:fontScheme name="Стандартная">
       <a:majorFont>
-        <a:latin typeface="Cambria"/>
+        <a:latin typeface="Aptos Display" panose="02110004020202020204"/>
         <a:ea typeface=""/>
         <a:cs typeface=""/>
-        <a:font script="Jpan" typeface="ＭＳ ゴシック"/>
+        <a:font script="Jpan" typeface="游ゴシック Light"/>
         <a:font script="Hang" typeface="맑은 고딕"/>
-        <a:font script="Hans" typeface="宋体"/>
+        <a:font script="Hans" typeface="等线 Light"/>
         <a:font script="Hant" typeface="新細明體"/>
         <a:font script="Arab" typeface="Times New Roman"/>
         <a:font script="Hebr" typeface="Times New Roman"/>
@@ -1087,14 +1787,32 @@
         <a:font script="Mong" typeface="Mongolian Baiti"/>
         <a:font script="Viet" typeface="Times New Roman"/>
         <a:font script="Uigh" typeface="Microsoft Uighur"/>
+        <a:font script="Geor" typeface="Sylfaen"/>
+        <a:font script="Armn" typeface="Arial"/>
+        <a:font script="Bugi" typeface="Leelawadee UI"/>
+        <a:font script="Bopo" typeface="Microsoft JhengHei"/>
+        <a:font script="Java" typeface="Javanese Text"/>
+        <a:font script="Lisu" typeface="Segoe UI"/>
+        <a:font script="Mymr" typeface="Myanmar Text"/>
+        <a:font script="Nkoo" typeface="Ebrima"/>
+        <a:font script="Olck" typeface="Nirmala UI"/>
+        <a:font script="Osma" typeface="Ebrima"/>
+        <a:font script="Phag" typeface="Phagspa"/>
+        <a:font script="Syrn" typeface="Estrangelo Edessa"/>
+        <a:font script="Syrj" typeface="Estrangelo Edessa"/>
+        <a:font script="Syre" typeface="Estrangelo Edessa"/>
+        <a:font script="Sora" typeface="Nirmala UI"/>
+        <a:font script="Tale" typeface="Microsoft Tai Le"/>
+        <a:font script="Talu" typeface="Microsoft New Tai Lue"/>
+        <a:font script="Tfng" typeface="Ebrima"/>
       </a:majorFont>
       <a:minorFont>
-        <a:latin typeface="Calibri"/>
+        <a:latin typeface="Aptos" panose="02110004020202020204"/>
         <a:ea typeface=""/>
         <a:cs typeface=""/>
-        <a:font script="Jpan" typeface="ＭＳ 明朝"/>
+        <a:font script="Jpan" typeface="游明朝"/>
         <a:font script="Hang" typeface="맑은 고딕"/>
-        <a:font script="Hans" typeface="宋体"/>
+        <a:font script="Hans" typeface="等线"/>
         <a:font script="Hant" typeface="新細明體"/>
         <a:font script="Arab" typeface="Arial"/>
         <a:font script="Hebr" typeface="Arial"/>
@@ -1121,6 +1839,24 @@
         <a:font script="Mong" typeface="Mongolian Baiti"/>
         <a:font script="Viet" typeface="Arial"/>
         <a:font script="Uigh" typeface="Microsoft Uighur"/>
+        <a:font script="Geor" typeface="Sylfaen"/>
+        <a:font script="Armn" typeface="Arial"/>
+        <a:font script="Bugi" typeface="Leelawadee UI"/>
+        <a:font script="Bopo" typeface="Microsoft JhengHei"/>
+        <a:font script="Java" typeface="Javanese Text"/>
+        <a:font script="Lisu" typeface="Segoe UI"/>
+        <a:font script="Mymr" typeface="Myanmar Text"/>
+        <a:font script="Nkoo" typeface="Ebrima"/>
+        <a:font script="Olck" typeface="Nirmala UI"/>
+        <a:font script="Osma" typeface="Ebrima"/>
+        <a:font script="Phag" typeface="Phagspa"/>
+        <a:font script="Syrn" typeface="Estrangelo Edessa"/>
+        <a:font script="Syrj" typeface="Estrangelo Edessa"/>
+        <a:font script="Syre" typeface="Estrangelo Edessa"/>
+        <a:font script="Sora" typeface="Nirmala UI"/>
+        <a:font script="Tale" typeface="Microsoft Tai Le"/>
+        <a:font script="Talu" typeface="Microsoft New Tai Lue"/>
+        <a:font script="Tfng" typeface="Ebrima"/>
       </a:minorFont>
     </a:fontScheme>
     <a:fmtScheme name="Стандартная">
@@ -1132,165 +1868,141 @@
           <a:gsLst>
             <a:gs pos="0">
               <a:schemeClr val="phClr">
-                <a:tint val="50000"/>
-                <a:satMod val="300000"/>
+                <a:lumMod val="110000"/>
+                <a:satMod val="105000"/>
+                <a:tint val="67000"/>
               </a:schemeClr>
             </a:gs>
-            <a:gs pos="35000">
+            <a:gs pos="50000">
               <a:schemeClr val="phClr">
-                <a:tint val="37000"/>
-                <a:satMod val="300000"/>
+                <a:lumMod val="105000"/>
+                <a:satMod val="103000"/>
+                <a:tint val="73000"/>
               </a:schemeClr>
             </a:gs>
             <a:gs pos="100000">
               <a:schemeClr val="phClr">
-                <a:tint val="15000"/>
-                <a:satMod val="350000"/>
+                <a:lumMod val="105000"/>
+                <a:satMod val="109000"/>
+                <a:tint val="81000"/>
               </a:schemeClr>
             </a:gs>
           </a:gsLst>
-          <a:lin ang="16200000" scaled="1"/>
+          <a:lin ang="5400000" scaled="0"/>
         </a:gradFill>
         <a:gradFill rotWithShape="1">
           <a:gsLst>
             <a:gs pos="0">
               <a:schemeClr val="phClr">
-                <a:shade val="51000"/>
-                <a:satMod val="130000"/>
+                <a:satMod val="103000"/>
+                <a:lumMod val="102000"/>
+                <a:tint val="94000"/>
               </a:schemeClr>
             </a:gs>
-            <a:gs pos="80000">
+            <a:gs pos="50000">
               <a:schemeClr val="phClr">
-                <a:shade val="93000"/>
-                <a:satMod val="130000"/>
+                <a:satMod val="110000"/>
+                <a:lumMod val="100000"/>
+                <a:shade val="100000"/>
               </a:schemeClr>
             </a:gs>
             <a:gs pos="100000">
               <a:schemeClr val="phClr">
-                <a:shade val="94000"/>
-                <a:satMod val="135000"/>
+                <a:lumMod val="99000"/>
+                <a:satMod val="120000"/>
+                <a:shade val="78000"/>
               </a:schemeClr>
             </a:gs>
           </a:gsLst>
-          <a:lin ang="16200000" scaled="0"/>
+          <a:lin ang="5400000" scaled="0"/>
         </a:gradFill>
       </a:fillStyleLst>
       <a:lnStyleLst>
-        <a:ln w="9525" cap="flat" cmpd="sng" algn="ctr">
-          <a:solidFill>
-            <a:schemeClr val="phClr">
-              <a:shade val="95000"/>
-              <a:satMod val="105000"/>
-            </a:schemeClr>
-          </a:solidFill>
-          <a:prstDash val="solid"/>
-        </a:ln>
-        <a:ln w="25400" cap="flat" cmpd="sng" algn="ctr">
+        <a:ln w="6350" cap="flat" cmpd="sng" algn="ctr">
           <a:solidFill>
             <a:schemeClr val="phClr"/>
           </a:solidFill>
           <a:prstDash val="solid"/>
+          <a:miter lim="800000"/>
         </a:ln>
-        <a:ln w="38100" cap="flat" cmpd="sng" algn="ctr">
+        <a:ln w="12700" cap="flat" cmpd="sng" algn="ctr">
           <a:solidFill>
             <a:schemeClr val="phClr"/>
           </a:solidFill>
           <a:prstDash val="solid"/>
+          <a:miter lim="800000"/>
+        </a:ln>
+        <a:ln w="19050" cap="flat" cmpd="sng" algn="ctr">
+          <a:solidFill>
+            <a:schemeClr val="phClr"/>
+          </a:solidFill>
+          <a:prstDash val="solid"/>
+          <a:miter lim="800000"/>
         </a:ln>
       </a:lnStyleLst>
       <a:effectStyleLst>
         <a:effectStyle>
+          <a:effectLst/>
+        </a:effectStyle>
+        <a:effectStyle>
+          <a:effectLst/>
+        </a:effectStyle>
+        <a:effectStyle>
           <a:effectLst>
-            <a:outerShdw blurRad="40000" dist="20000" dir="5400000" rotWithShape="0">
+            <a:outerShdw blurRad="57150" dist="19050" dir="5400000" algn="ctr" rotWithShape="0">
               <a:srgbClr val="000000">
-                <a:alpha val="38000"/>
+                <a:alpha val="63000"/>
               </a:srgbClr>
             </a:outerShdw>
           </a:effectLst>
-        </a:effectStyle>
-        <a:effectStyle>
-          <a:effectLst>
-            <a:outerShdw blurRad="40000" dist="23000" dir="5400000" rotWithShape="0">
-              <a:srgbClr val="000000">
-                <a:alpha val="35000"/>
-              </a:srgbClr>
-            </a:outerShdw>
-          </a:effectLst>
-        </a:effectStyle>
-        <a:effectStyle>
-          <a:effectLst>
-            <a:outerShdw blurRad="40000" dist="23000" dir="5400000" rotWithShape="0">
-              <a:srgbClr val="000000">
-                <a:alpha val="35000"/>
-              </a:srgbClr>
-            </a:outerShdw>
-          </a:effectLst>
-          <a:scene3d>
-            <a:camera prst="orthographicFront">
-              <a:rot lat="0" lon="0" rev="0"/>
-            </a:camera>
-            <a:lightRig rig="threePt" dir="t">
-              <a:rot lat="0" lon="0" rev="1200000"/>
-            </a:lightRig>
-          </a:scene3d>
-          <a:sp3d>
-            <a:bevelT w="63500" h="25400"/>
-          </a:sp3d>
         </a:effectStyle>
       </a:effectStyleLst>
       <a:bgFillStyleLst>
         <a:solidFill>
           <a:schemeClr val="phClr"/>
         </a:solidFill>
+        <a:solidFill>
+          <a:schemeClr val="phClr">
+            <a:tint val="95000"/>
+            <a:satMod val="170000"/>
+          </a:schemeClr>
+        </a:solidFill>
         <a:gradFill rotWithShape="1">
           <a:gsLst>
             <a:gs pos="0">
               <a:schemeClr val="phClr">
-                <a:tint val="40000"/>
-                <a:satMod val="350000"/>
+                <a:tint val="93000"/>
+                <a:satMod val="150000"/>
+                <a:shade val="98000"/>
+                <a:lumMod val="102000"/>
               </a:schemeClr>
             </a:gs>
-            <a:gs pos="40000">
+            <a:gs pos="50000">
               <a:schemeClr val="phClr">
-                <a:tint val="45000"/>
-                <a:shade val="99000"/>
-                <a:satMod val="350000"/>
+                <a:tint val="98000"/>
+                <a:satMod val="130000"/>
+                <a:shade val="90000"/>
+                <a:lumMod val="103000"/>
               </a:schemeClr>
             </a:gs>
             <a:gs pos="100000">
               <a:schemeClr val="phClr">
-                <a:shade val="20000"/>
-                <a:satMod val="255000"/>
+                <a:shade val="63000"/>
+                <a:satMod val="120000"/>
               </a:schemeClr>
             </a:gs>
           </a:gsLst>
-          <a:path path="circle">
-            <a:fillToRect l="50000" t="-80000" r="50000" b="180000"/>
-          </a:path>
-        </a:gradFill>
-        <a:gradFill rotWithShape="1">
-          <a:gsLst>
-            <a:gs pos="0">
-              <a:schemeClr val="phClr">
-                <a:tint val="80000"/>
-                <a:satMod val="300000"/>
-              </a:schemeClr>
-            </a:gs>
-            <a:gs pos="100000">
-              <a:schemeClr val="phClr">
-                <a:shade val="30000"/>
-                <a:satMod val="200000"/>
-              </a:schemeClr>
-            </a:gs>
-          </a:gsLst>
-          <a:path path="circle">
-            <a:fillToRect l="50000" t="50000" r="50000" b="50000"/>
-          </a:path>
+          <a:lin ang="5400000" scaled="0"/>
         </a:gradFill>
       </a:bgFillStyleLst>
     </a:fmtScheme>
   </a:themeElements>
   <a:objectDefaults/>
   <a:extraClrSchemeLst/>
+  <a:extLst>
+    <a:ext uri="{05A4C25C-085E-4340-85A3-A5531E510DB2}">
+      <thm15:themeFamily xmlns:thm15="http://schemas.microsoft.com/office/thememl/2012/main" name="Office Theme" id="{2E142A2C-CD16-42D6-873A-C26D2A0506FA}" vid="{1BDDFF52-6CD6-40A5-AB3C-68EB2F1E4D0A}"/>
+    </a:ext>
+  </a:extLst>
 </a:theme>
 </file>